--- a/svoyo-delo/대본/2부/08화_Kassa_pustaya.docx
+++ b/svoyo-delo/대본/2부/08화_Kassa_pustaya.docx
@@ -77,7 +77,7 @@
         <w:t xml:space="preserve"> </w:t>
       </w:r>
       <w:r>
-        <w:t xml:space="preserve">- 규칙: 지문 없음. 전 화 100% 「화자명: 대사」. 1턴 15단어 이내 + 긴 턴 10~15회(25~35단어). 문법 초점: 수사 + 명사 생격(сорок одна тысяча триста, пять тысяч шприцев), 비교급(вдесятеро больше), 조건(Если у неё будет узелок…).</w:t>
+        <w:t xml:space="preserve">- 규칙: 지문 없음. 전 화 100% 「화자명: 대사」. 1턴 20단어 이내 + 긴 턴 10~15회(30~50단어). 문법 초점: 수사 + 명사 생격(сорок одна тысяча триста, пять тысяч шприцев), 비교급(вдесятеро больше), 조건(Если у неё будет узелок…).</w:t>
       </w:r>
       <w:r>
         <w:t xml:space="preserve"> </w:t>
@@ -450,119 +450,119 @@
         <w:pStyle w:val="FirstParagraph"/>
       </w:pPr>
       <w:r>
-        <w:t xml:space="preserve">IRINA: Доброе утро. Девять ноль-ноль. Сначала цифра, потом кофе. На счёте сорок одна тысяча триста.</w:t>
-      </w:r>
-    </w:p>
-    <w:p>
-      <w:pPr>
-        <w:pStyle w:val="BodyText"/>
-      </w:pPr>
-      <w:r>
-        <w:t xml:space="preserve">ALEKSEY: Сорок одна тысяча? В пятницу было семьсот шестьдесят.</w:t>
-      </w:r>
-    </w:p>
-    <w:p>
-      <w:pPr>
-        <w:pStyle w:val="BodyText"/>
-      </w:pPr>
-      <w:r>
-        <w:t xml:space="preserve">IRINA: В пятницу мы заплатили лаборатории последние тридцать процентов. Как договаривались. В срок.</w:t>
-      </w:r>
-    </w:p>
-    <w:p>
-      <w:pPr>
-        <w:pStyle w:val="BodyText"/>
-      </w:pPr>
-      <w:r>
-        <w:t xml:space="preserve">OLGA: Отчёт Зуевой будет в январе. Хорошая новость. Единственная.</w:t>
-      </w:r>
-    </w:p>
-    <w:p>
-      <w:pPr>
-        <w:pStyle w:val="BodyText"/>
-      </w:pPr>
-      <w:r>
-        <w:t xml:space="preserve">ALEKSEY: Сколько нам нужно в январе?</w:t>
-      </w:r>
-    </w:p>
-    <w:p>
-      <w:pPr>
-        <w:pStyle w:val="BodyText"/>
-      </w:pPr>
-      <w:r>
-        <w:t xml:space="preserve">IRINA: Триста восемьдесят пять тысяч. Склад сто пятьдесят, офис семьдесят пять, ваша зарплата пятьдесят.</w:t>
-      </w:r>
-    </w:p>
-    <w:p>
-      <w:pPr>
-        <w:pStyle w:val="BodyText"/>
-      </w:pPr>
-      <w:r>
-        <w:t xml:space="preserve">ALEKSEY: А остальное?</w:t>
-      </w:r>
-    </w:p>
-    <w:p>
-      <w:pPr>
-        <w:pStyle w:val="BodyText"/>
-      </w:pPr>
-      <w:r>
-        <w:t xml:space="preserve">IRINA: Бухгалтер, связь, Алина за переводы, банк. И ваш папа — три тысячи за инвентаризацию.</w:t>
-      </w:r>
-    </w:p>
-    <w:p>
-      <w:pPr>
-        <w:pStyle w:val="BodyText"/>
-      </w:pPr>
-      <w:r>
-        <w:t xml:space="preserve">OLGA: Папу не трогайте. Он единственный, кто находит коробки.</w:t>
-      </w:r>
-    </w:p>
-    <w:p>
-      <w:pPr>
-        <w:pStyle w:val="BodyText"/>
-      </w:pPr>
-      <w:r>
-        <w:t xml:space="preserve">ALEKSEY: Хорошо. Сколько месяцев до удостоверения?</w:t>
-      </w:r>
-    </w:p>
-    <w:p>
-      <w:pPr>
-        <w:pStyle w:val="BodyText"/>
-      </w:pPr>
-      <w:r>
-        <w:t xml:space="preserve">OLGA: Если повезёт — девять. Если эксперт будет как Назарова — десять. Я узнала: досье у неё.</w:t>
-      </w:r>
-    </w:p>
-    <w:p>
-      <w:pPr>
-        <w:pStyle w:val="BodyText"/>
-      </w:pPr>
-      <w:r>
-        <w:t xml:space="preserve">ALEKSEY: Кто такая Назарова?</w:t>
-      </w:r>
-    </w:p>
-    <w:p>
-      <w:pPr>
-        <w:pStyle w:val="BodyText"/>
-      </w:pPr>
-      <w:r>
-        <w:t xml:space="preserve">OLGA: Эксперт. Пятьдесят пять лет, тридцать лет в экспертизе. Её боятся все регистраторы Москвы.</w:t>
-      </w:r>
-    </w:p>
-    <w:p>
-      <w:pPr>
-        <w:pStyle w:val="BodyText"/>
-      </w:pPr>
-      <w:r>
-        <w:t xml:space="preserve">ALEKSEY: А вы?</w:t>
-      </w:r>
-    </w:p>
-    <w:p>
-      <w:pPr>
-        <w:pStyle w:val="BodyText"/>
-      </w:pPr>
-      <w:r>
-        <w:t xml:space="preserve">OLGA: Я её уважаю. Это хуже. Ирина, покажите ему вкладку. Пусть увидит красное.</w:t>
+        <w:t xml:space="preserve">IRINA: Доброе утро, сейчас девять ноль-ноль. Сначала цифра, потом кофе. На счёте сорок одна тысяча триста.</w:t>
+      </w:r>
+    </w:p>
+    <w:p>
+      <w:pPr>
+        <w:pStyle w:val="BodyText"/>
+      </w:pPr>
+      <w:r>
+        <w:t xml:space="preserve">ALEKSEY: Сорок одна тысяча? Но ведь в пятницу было семьсот шестьдесят, я сам видел.</w:t>
+      </w:r>
+    </w:p>
+    <w:p>
+      <w:pPr>
+        <w:pStyle w:val="BodyText"/>
+      </w:pPr>
+      <w:r>
+        <w:t xml:space="preserve">IRINA: В пятницу мы заплатили лаборатории последние тридцать процентов, как и договаривались. В срок.</w:t>
+      </w:r>
+    </w:p>
+    <w:p>
+      <w:pPr>
+        <w:pStyle w:val="BodyText"/>
+      </w:pPr>
+      <w:r>
+        <w:t xml:space="preserve">OLGA: Зато отчёт Зуевой будет в январе. Это хорошая новость, и, к сожалению, единственная.</w:t>
+      </w:r>
+    </w:p>
+    <w:p>
+      <w:pPr>
+        <w:pStyle w:val="BodyText"/>
+      </w:pPr>
+      <w:r>
+        <w:t xml:space="preserve">ALEKSEY: А сколько денег нам нужно в январе, чтобы просто дожить до февраля?</w:t>
+      </w:r>
+    </w:p>
+    <w:p>
+      <w:pPr>
+        <w:pStyle w:val="BodyText"/>
+      </w:pPr>
+      <w:r>
+        <w:t xml:space="preserve">IRINA: Триста восемьдесят пять тысяч: склад сто пятьдесят, офис семьдесят пять и ваша зарплата пятьдесят.</w:t>
+      </w:r>
+    </w:p>
+    <w:p>
+      <w:pPr>
+        <w:pStyle w:val="BodyText"/>
+      </w:pPr>
+      <w:r>
+        <w:t xml:space="preserve">ALEKSEY: А куда уходит всё остальное? Это ведь ещё больше ста тысяч.</w:t>
+      </w:r>
+    </w:p>
+    <w:p>
+      <w:pPr>
+        <w:pStyle w:val="BodyText"/>
+      </w:pPr>
+      <w:r>
+        <w:t xml:space="preserve">IRINA: Бухгалтер, связь, Алина за переводы и банк. И ваш папа, три тысячи за инвентаризацию.</w:t>
+      </w:r>
+    </w:p>
+    <w:p>
+      <w:pPr>
+        <w:pStyle w:val="BodyText"/>
+      </w:pPr>
+      <w:r>
+        <w:t xml:space="preserve">OLGA: Папу не трогайте, он единственный, кто у нас находит коробки.</w:t>
+      </w:r>
+    </w:p>
+    <w:p>
+      <w:pPr>
+        <w:pStyle w:val="BodyText"/>
+      </w:pPr>
+      <w:r>
+        <w:t xml:space="preserve">ALEKSEY: Хорошо, не трогаем. А сколько месяцев осталось до удостоверения?</w:t>
+      </w:r>
+    </w:p>
+    <w:p>
+      <w:pPr>
+        <w:pStyle w:val="BodyText"/>
+      </w:pPr>
+      <w:r>
+        <w:t xml:space="preserve">OLGA: Если повезёт, девять. Если эксперт будет как Назарова, то десять. Я узнала, что досье как раз у неё.</w:t>
+      </w:r>
+    </w:p>
+    <w:p>
+      <w:pPr>
+        <w:pStyle w:val="BodyText"/>
+      </w:pPr>
+      <w:r>
+        <w:t xml:space="preserve">ALEKSEY: А кто такая эта Назарова? Я о ней ещё ни разу не слышал.</w:t>
+      </w:r>
+    </w:p>
+    <w:p>
+      <w:pPr>
+        <w:pStyle w:val="BodyText"/>
+      </w:pPr>
+      <w:r>
+        <w:t xml:space="preserve">OLGA: Это эксперт: ей пятьдесят пять лет, и тридцать из них она в экспертизе. Её боятся все регистраторы Москвы.</w:t>
+      </w:r>
+    </w:p>
+    <w:p>
+      <w:pPr>
+        <w:pStyle w:val="BodyText"/>
+      </w:pPr>
+      <w:r>
+        <w:t xml:space="preserve">ALEKSEY: А вы её тоже боитесь, Ольга Петровна?</w:t>
+      </w:r>
+    </w:p>
+    <w:p>
+      <w:pPr>
+        <w:pStyle w:val="BodyText"/>
+      </w:pPr>
+      <w:r>
+        <w:t xml:space="preserve">OLGA: Нет, я её уважаю, а это ещё хуже. Ирина, покажите ему вкладку, пусть он увидит красное.</w:t>
       </w:r>
     </w:p>
     <w:bookmarkEnd w:id="21"/>
@@ -580,279 +580,279 @@
         <w:pStyle w:val="FirstParagraph"/>
       </w:pPr>
       <w:r>
-        <w:t xml:space="preserve">IRINA: Вкладка «Касса». Январь — минус триста сорок. Октябрь — минус три миллиона девятьсот.</w:t>
-      </w:r>
-    </w:p>
-    <w:p>
-      <w:pPr>
-        <w:pStyle w:val="BodyText"/>
-      </w:pPr>
-      <w:r>
-        <w:t xml:space="preserve">ALEKSEY: Почти четыре миллиона. Давайте по делу. Какие варианты?</w:t>
-      </w:r>
-    </w:p>
-    <w:p>
-      <w:pPr>
-        <w:pStyle w:val="BodyText"/>
-      </w:pPr>
-      <w:r>
-        <w:t xml:space="preserve">IRINA: Я написала пять. Первый — банк. Григорьев отказал в пятницу. Вежливо.</w:t>
-      </w:r>
-    </w:p>
-    <w:p>
-      <w:pPr>
-        <w:pStyle w:val="BodyText"/>
-      </w:pPr>
-      <w:r>
-        <w:t xml:space="preserve">ALEKSEY: Почему? Мы же платим кредит вовремя.</w:t>
-      </w:r>
-    </w:p>
-    <w:p>
-      <w:pPr>
-        <w:pStyle w:val="BodyText"/>
-      </w:pPr>
-      <w:r>
-        <w:t xml:space="preserve">IRINA: Вы платите вовремя. Компания ничего не продаёт. Он сказал: «Без выручки банк не кредитует мечты. Приходите с удостоверением, и мы первые дадим деньги». Банки дают зонт, когда солнце.</w:t>
-      </w:r>
-    </w:p>
-    <w:p>
-      <w:pPr>
-        <w:pStyle w:val="BodyText"/>
-      </w:pPr>
-      <w:r>
-        <w:t xml:space="preserve">OLGA: Старая шутка. Но правильная.</w:t>
-      </w:r>
-    </w:p>
-    <w:p>
-      <w:pPr>
-        <w:pStyle w:val="BodyText"/>
-      </w:pPr>
-      <w:r>
-        <w:t xml:space="preserve">ALEKSEY: Второй вариант?</w:t>
-      </w:r>
-    </w:p>
-    <w:p>
-      <w:pPr>
-        <w:pStyle w:val="BodyText"/>
-      </w:pPr>
-      <w:r>
-        <w:t xml:space="preserve">IRINA: Сеул. Нет. Господин Юн сказал вам сам в Вонджу.</w:t>
-      </w:r>
-    </w:p>
-    <w:p>
-      <w:pPr>
-        <w:pStyle w:val="BodyText"/>
-      </w:pPr>
-      <w:r>
-        <w:t xml:space="preserve">ALEKSEY: Сказал. «Деньги — ваша работа». Я согласен с ним.</w:t>
-      </w:r>
-    </w:p>
-    <w:p>
-      <w:pPr>
-        <w:pStyle w:val="BodyText"/>
-      </w:pPr>
-      <w:r>
-        <w:t xml:space="preserve">IRINA: Третий — инвесторы. Я написала в два фонда. Один ответил.</w:t>
-      </w:r>
-    </w:p>
-    <w:p>
-      <w:pPr>
-        <w:pStyle w:val="BodyText"/>
-      </w:pPr>
-      <w:r>
-        <w:t xml:space="preserve">ALEKSEY: И что?</w:t>
-      </w:r>
-    </w:p>
-    <w:p>
-      <w:pPr>
-        <w:pStyle w:val="BodyText"/>
-      </w:pPr>
-      <w:r>
-        <w:t xml:space="preserve">IRINA: Пять миллионов за пятьдесят один процент. До регистрации. И право назначить директора.</w:t>
-      </w:r>
-    </w:p>
-    <w:p>
-      <w:pPr>
-        <w:pStyle w:val="BodyText"/>
-      </w:pPr>
-      <w:r>
-        <w:t xml:space="preserve">OLGA: То есть вас уволят из вашей же компании. Второй раз за год. Рекорд.</w:t>
-      </w:r>
-    </w:p>
-    <w:p>
-      <w:pPr>
-        <w:pStyle w:val="BodyText"/>
-      </w:pPr>
-      <w:r>
-        <w:t xml:space="preserve">ALEKSEY: Пятьдесят один процент за пять миллионов. Это же дёшево.</w:t>
-      </w:r>
-    </w:p>
-    <w:p>
-      <w:pPr>
-        <w:pStyle w:val="BodyText"/>
-      </w:pPr>
-      <w:r>
-        <w:t xml:space="preserve">OLGA: Для фонда это честная цена. До удостоверения компания стоит ноль. Фонд покупает не компанию, а риск. Через год тот же процент будет стоить вдесятеро больше. Продавать сейчас — значит продать урожай в апреле.</w:t>
-      </w:r>
-    </w:p>
-    <w:p>
-      <w:pPr>
-        <w:pStyle w:val="BodyText"/>
-      </w:pPr>
-      <w:r>
-        <w:t xml:space="preserve">IRINA: Согласна. Четвёртый вариант — резать расходы. Я уже нарезала.</w:t>
-      </w:r>
-    </w:p>
-    <w:p>
-      <w:pPr>
-        <w:pStyle w:val="BodyText"/>
-      </w:pPr>
-      <w:r>
-        <w:t xml:space="preserve">ALEKSEY: Что именно?</w:t>
-      </w:r>
-    </w:p>
-    <w:p>
-      <w:pPr>
-        <w:pStyle w:val="BodyText"/>
-      </w:pPr>
-      <w:r>
-        <w:t xml:space="preserve">IRINA: Склад резать нельзя. Офис — можно. Вторую комнату сдать Алине. Ей нужно место для переводов.</w:t>
-      </w:r>
-    </w:p>
-    <w:p>
-      <w:pPr>
-        <w:pStyle w:val="BodyText"/>
-      </w:pPr>
-      <w:r>
-        <w:t xml:space="preserve">OLGA: Алина рядом — это хорошо. Глоссарий будет через стенку.</w:t>
-      </w:r>
-    </w:p>
-    <w:p>
-      <w:pPr>
-        <w:pStyle w:val="BodyText"/>
-      </w:pPr>
-      <w:r>
-        <w:t xml:space="preserve">ALEKSEY: Сколько?</w:t>
-      </w:r>
-    </w:p>
-    <w:p>
-      <w:pPr>
-        <w:pStyle w:val="BodyText"/>
-      </w:pPr>
-      <w:r>
-        <w:t xml:space="preserve">IRINA: Тридцать тысяч. Я с ней уже говорила. Она согласна с первого января. По договору, разумеется.</w:t>
-      </w:r>
-    </w:p>
-    <w:p>
-      <w:pPr>
-        <w:pStyle w:val="BodyText"/>
-      </w:pPr>
-      <w:r>
-        <w:t xml:space="preserve">ALEKSEY: Разумеется. А пятый вариант?</w:t>
-      </w:r>
-    </w:p>
-    <w:p>
-      <w:pPr>
-        <w:pStyle w:val="BodyText"/>
-      </w:pPr>
-      <w:r>
-        <w:t xml:space="preserve">IRINA: Пятый — самый неприятный. Каждый из нас ищет вторую работу. Неполный день. Деньги — займом в компанию.</w:t>
-      </w:r>
-    </w:p>
-    <w:p>
-      <w:pPr>
-        <w:pStyle w:val="BodyText"/>
-      </w:pPr>
-      <w:r>
-        <w:t xml:space="preserve">OLGA: Я уже нашла. Две диагностические компании. Консультации по регистрации. Не конкуренты, не филлеры.</w:t>
-      </w:r>
-    </w:p>
-    <w:p>
-      <w:pPr>
-        <w:pStyle w:val="BodyText"/>
-      </w:pPr>
-      <w:r>
-        <w:t xml:space="preserve">ALEKSEY: Вы? Когда успели?</w:t>
-      </w:r>
-    </w:p>
-    <w:p>
-      <w:pPr>
-        <w:pStyle w:val="BodyText"/>
-      </w:pPr>
-      <w:r>
-        <w:t xml:space="preserve">OLGA: В субботу. Регистраторов моего уровня в Москве человек тридцать. Нам звонят каждую неделю. Раньше я отказывала, потому что была винтиком. Теперь у моего партнёра ипотека. Двести тысяч в месяц, два дня в неделю.</w:t>
-      </w:r>
-    </w:p>
-    <w:p>
-      <w:pPr>
-        <w:pStyle w:val="BodyText"/>
-      </w:pPr>
-      <w:r>
-        <w:t xml:space="preserve">IRINA: Я тоже. Аудит для двух маленьких фирм. Сто пятьдесят тысяч. По вечерам.</w:t>
-      </w:r>
-    </w:p>
-    <w:p>
-      <w:pPr>
-        <w:pStyle w:val="BodyText"/>
-      </w:pPr>
-      <w:r>
-        <w:t xml:space="preserve">ALEKSEY: А я? Я умею только продавать. А продавать нам нечего.</w:t>
-      </w:r>
-    </w:p>
-    <w:p>
-      <w:pPr>
-        <w:pStyle w:val="BodyText"/>
-      </w:pPr>
-      <w:r>
-        <w:t xml:space="preserve">OLGA: Тогда продавайте себя. Вы десять лет учили медпредставителей. Это тоже товар.</w:t>
-      </w:r>
-    </w:p>
-    <w:p>
-      <w:pPr>
-        <w:pStyle w:val="BodyText"/>
-      </w:pPr>
-      <w:r>
-        <w:t xml:space="preserve">ALEKSEY: Учить, а не продавать. Подождите, телефон. Катя Смирнова.</w:t>
-      </w:r>
-    </w:p>
-    <w:p>
-      <w:pPr>
-        <w:pStyle w:val="BodyText"/>
-      </w:pPr>
-      <w:r>
-        <w:t xml:space="preserve">KATYA: Лёш, привет! С наступающим. Слушай, у меня к тебе дело. Срочное.</w:t>
-      </w:r>
-    </w:p>
-    <w:p>
-      <w:pPr>
-        <w:pStyle w:val="BodyText"/>
-      </w:pPr>
-      <w:r>
-        <w:t xml:space="preserve">ALEKSEY: Привет, Катя. Давай по делу. У нас тут совещание.</w:t>
-      </w:r>
-    </w:p>
-    <w:p>
-      <w:pPr>
-        <w:pStyle w:val="BodyText"/>
-      </w:pPr>
-      <w:r>
-        <w:t xml:space="preserve">KATYA: Кардиологическая компания ищет тренера для новых медпредставителей. Три месяца, три дня в неделю. Сто восемьдесят тысяч. Я сказала, что лучшего тренера не знаю. И я сказала им: никаких «образовательных поездок». Я помню твой Сочи.</w:t>
-      </w:r>
-    </w:p>
-    <w:p>
-      <w:pPr>
-        <w:pStyle w:val="BodyText"/>
-      </w:pPr>
-      <w:r>
-        <w:t xml:space="preserve">ALEKSEY: Катя, ты меня спасаешь. Беру. Пришли договор.</w:t>
-      </w:r>
-    </w:p>
-    <w:p>
-      <w:pPr>
-        <w:pStyle w:val="BodyText"/>
-      </w:pPr>
-      <w:r>
-        <w:t xml:space="preserve">KATYA: Уже прислала. Ты же всегда спрашиваешь: «Где документ?» Ой, нет, это Белова.</w:t>
+        <w:t xml:space="preserve">IRINA: Вот вкладка «Касса». В январе у нас минус триста сорок, а к октябрю минус три миллиона девятьсот.</w:t>
+      </w:r>
+    </w:p>
+    <w:p>
+      <w:pPr>
+        <w:pStyle w:val="BodyText"/>
+      </w:pPr>
+      <w:r>
+        <w:t xml:space="preserve">ALEKSEY: Почти четыре миллиона… Давайте по делу. Какие у нас есть варианты?</w:t>
+      </w:r>
+    </w:p>
+    <w:p>
+      <w:pPr>
+        <w:pStyle w:val="BodyText"/>
+      </w:pPr>
+      <w:r>
+        <w:t xml:space="preserve">IRINA: Я написала пять вариантов. Первый — банк, но Григорьев вежливо отказал нам в пятницу.</w:t>
+      </w:r>
+    </w:p>
+    <w:p>
+      <w:pPr>
+        <w:pStyle w:val="BodyText"/>
+      </w:pPr>
+      <w:r>
+        <w:t xml:space="preserve">ALEKSEY: А почему он отказал? Мы же платим кредит вовремя, без единой задержки.</w:t>
+      </w:r>
+    </w:p>
+    <w:p>
+      <w:pPr>
+        <w:pStyle w:val="BodyText"/>
+      </w:pPr>
+      <w:r>
+        <w:t xml:space="preserve">IRINA: Вы платите вовремя, но компания ничего не продаёт. Он сказал: «Без выручки банк не кредитует мечты. Приходите с удостоверением, и мы первые дадим деньги». Банки всегда дают зонт, когда светит солнце.</w:t>
+      </w:r>
+    </w:p>
+    <w:p>
+      <w:pPr>
+        <w:pStyle w:val="BodyText"/>
+      </w:pPr>
+      <w:r>
+        <w:t xml:space="preserve">OLGA: Это старая шутка, но, к сожалению, совершенно правильная.</w:t>
+      </w:r>
+    </w:p>
+    <w:p>
+      <w:pPr>
+        <w:pStyle w:val="BodyText"/>
+      </w:pPr>
+      <w:r>
+        <w:t xml:space="preserve">ALEKSEY: Понятно. А какой у нас второй вариант?</w:t>
+      </w:r>
+    </w:p>
+    <w:p>
+      <w:pPr>
+        <w:pStyle w:val="BodyText"/>
+      </w:pPr>
+      <w:r>
+        <w:t xml:space="preserve">IRINA: Второй — Сеул, но там ответ «нет». Господин Юн сказал вам это сам в Вонджу.</w:t>
+      </w:r>
+    </w:p>
+    <w:p>
+      <w:pPr>
+        <w:pStyle w:val="BodyText"/>
+      </w:pPr>
+      <w:r>
+        <w:t xml:space="preserve">ALEKSEY: Да, сказал: «Деньги — ваша работа». И я с ним полностью согласен.</w:t>
+      </w:r>
+    </w:p>
+    <w:p>
+      <w:pPr>
+        <w:pStyle w:val="BodyText"/>
+      </w:pPr>
+      <w:r>
+        <w:t xml:space="preserve">IRINA: Третий вариант — инвесторы. Я написала в два фонда, и один ответил.</w:t>
+      </w:r>
+    </w:p>
+    <w:p>
+      <w:pPr>
+        <w:pStyle w:val="BodyText"/>
+      </w:pPr>
+      <w:r>
+        <w:t xml:space="preserve">ALEKSEY: И что он ответил? Надеюсь, что-нибудь хорошее?</w:t>
+      </w:r>
+    </w:p>
+    <w:p>
+      <w:pPr>
+        <w:pStyle w:val="BodyText"/>
+      </w:pPr>
+      <w:r>
+        <w:t xml:space="preserve">IRINA: Пять миллионов за пятьдесят один процент, до регистрации. И ещё право назначить директора.</w:t>
+      </w:r>
+    </w:p>
+    <w:p>
+      <w:pPr>
+        <w:pStyle w:val="BodyText"/>
+      </w:pPr>
+      <w:r>
+        <w:t xml:space="preserve">OLGA: То есть вас уволят из вашей же собственной компании, уже второй раз за год. Это рекорд.</w:t>
+      </w:r>
+    </w:p>
+    <w:p>
+      <w:pPr>
+        <w:pStyle w:val="BodyText"/>
+      </w:pPr>
+      <w:r>
+        <w:t xml:space="preserve">ALEKSEY: Пятьдесят один процент за пять миллионов. Но ведь это очень дёшево для них.</w:t>
+      </w:r>
+    </w:p>
+    <w:p>
+      <w:pPr>
+        <w:pStyle w:val="BodyText"/>
+      </w:pPr>
+      <w:r>
+        <w:t xml:space="preserve">OLGA: Для фонда это честная цена. До удостоверения компания стоит ноль, поэтому фонд покупает не компанию, а риск. Через год тот же процент будет стоить вдесятеро больше. Продавать сейчас — значит продать урожай в апреле, когда ещё ничего не выросло.</w:t>
+      </w:r>
+    </w:p>
+    <w:p>
+      <w:pPr>
+        <w:pStyle w:val="BodyText"/>
+      </w:pPr>
+      <w:r>
+        <w:t xml:space="preserve">IRINA: Согласна с Ольгой Петровной. Четвёртый вариант — резать расходы, и я уже кое-что нарезала.</w:t>
+      </w:r>
+    </w:p>
+    <w:p>
+      <w:pPr>
+        <w:pStyle w:val="BodyText"/>
+      </w:pPr>
+      <w:r>
+        <w:t xml:space="preserve">ALEKSEY: А что именно вы нарезали? Надеюсь, не склад?</w:t>
+      </w:r>
+    </w:p>
+    <w:p>
+      <w:pPr>
+        <w:pStyle w:val="BodyText"/>
+      </w:pPr>
+      <w:r>
+        <w:t xml:space="preserve">IRINA: Склад резать нельзя, а офис можно. Мы сдадим вторую комнату Алине, ей нужно место для переводов.</w:t>
+      </w:r>
+    </w:p>
+    <w:p>
+      <w:pPr>
+        <w:pStyle w:val="BodyText"/>
+      </w:pPr>
+      <w:r>
+        <w:t xml:space="preserve">OLGA: Алина рядом — это хорошо, потому что глоссарий будет прямо через стенку.</w:t>
+      </w:r>
+    </w:p>
+    <w:p>
+      <w:pPr>
+        <w:pStyle w:val="BodyText"/>
+      </w:pPr>
+      <w:r>
+        <w:t xml:space="preserve">ALEKSEY: И сколько она будет нам платить за эту комнату?</w:t>
+      </w:r>
+    </w:p>
+    <w:p>
+      <w:pPr>
+        <w:pStyle w:val="BodyText"/>
+      </w:pPr>
+      <w:r>
+        <w:t xml:space="preserve">IRINA: Тридцать тысяч в месяц. Я с ней уже говорила, и она согласна с первого января. По договору, разумеется.</w:t>
+      </w:r>
+    </w:p>
+    <w:p>
+      <w:pPr>
+        <w:pStyle w:val="BodyText"/>
+      </w:pPr>
+      <w:r>
+        <w:t xml:space="preserve">ALEKSEY: Разумеется, по договору. А какой тогда пятый вариант?</w:t>
+      </w:r>
+    </w:p>
+    <w:p>
+      <w:pPr>
+        <w:pStyle w:val="BodyText"/>
+      </w:pPr>
+      <w:r>
+        <w:t xml:space="preserve">IRINA: Пятый вариант самый неприятный: каждый из нас ищет вторую работу на неполный день. А деньги даём займом в компанию.</w:t>
+      </w:r>
+    </w:p>
+    <w:p>
+      <w:pPr>
+        <w:pStyle w:val="BodyText"/>
+      </w:pPr>
+      <w:r>
+        <w:t xml:space="preserve">OLGA: Я уже нашла: две диагностические компании, консультации по регистрации. Это не конкуренты и не филлеры.</w:t>
+      </w:r>
+    </w:p>
+    <w:p>
+      <w:pPr>
+        <w:pStyle w:val="BodyText"/>
+      </w:pPr>
+      <w:r>
+        <w:t xml:space="preserve">ALEKSEY: Вы уже нашли? Когда же вы успели, Ольга Петровна?</w:t>
+      </w:r>
+    </w:p>
+    <w:p>
+      <w:pPr>
+        <w:pStyle w:val="BodyText"/>
+      </w:pPr>
+      <w:r>
+        <w:t xml:space="preserve">OLGA: В субботу. Регистраторов моего уровня в Москве человек тридцать, и нам звонят каждую неделю. Раньше я отказывала, потому что была винтиком. А теперь у моего партнёра ипотека. Двести тысяч в месяц за два дня в неделю.</w:t>
+      </w:r>
+    </w:p>
+    <w:p>
+      <w:pPr>
+        <w:pStyle w:val="BodyText"/>
+      </w:pPr>
+      <w:r>
+        <w:t xml:space="preserve">IRINA: Я тоже нашла: аудит для двух маленьких фирм, сто пятьдесят тысяч, по вечерам.</w:t>
+      </w:r>
+    </w:p>
+    <w:p>
+      <w:pPr>
+        <w:pStyle w:val="BodyText"/>
+      </w:pPr>
+      <w:r>
+        <w:t xml:space="preserve">ALEKSEY: А что тогда делать мне? Я умею только продавать, а продавать нам пока нечего.</w:t>
+      </w:r>
+    </w:p>
+    <w:p>
+      <w:pPr>
+        <w:pStyle w:val="BodyText"/>
+      </w:pPr>
+      <w:r>
+        <w:t xml:space="preserve">OLGA: Тогда продавайте себя. Вы десять лет учили медпредставителей, а это тоже товар.</w:t>
+      </w:r>
+    </w:p>
+    <w:p>
+      <w:pPr>
+        <w:pStyle w:val="BodyText"/>
+      </w:pPr>
+      <w:r>
+        <w:t xml:space="preserve">ALEKSEY: Учить, а не продавать… Подождите, мне звонят. Это Катя Смирнова.</w:t>
+      </w:r>
+    </w:p>
+    <w:p>
+      <w:pPr>
+        <w:pStyle w:val="BodyText"/>
+      </w:pPr>
+      <w:r>
+        <w:t xml:space="preserve">KATYA: Лёш, привет! С наступающим тебя! Слушай, у меня к тебе срочное дело.</w:t>
+      </w:r>
+    </w:p>
+    <w:p>
+      <w:pPr>
+        <w:pStyle w:val="BodyText"/>
+      </w:pPr>
+      <w:r>
+        <w:t xml:space="preserve">ALEKSEY: Привет, Катя, и тебя с наступающим. Давай по делу, у нас тут совещание.</w:t>
+      </w:r>
+    </w:p>
+    <w:p>
+      <w:pPr>
+        <w:pStyle w:val="BodyText"/>
+      </w:pPr>
+      <w:r>
+        <w:t xml:space="preserve">KATYA: Кардиологическая компания ищет тренера для новых медпредставителей: три месяца, три дня в неделю, сто восемьдесят тысяч. Я сказала, что лучшего тренера не знаю. И ещё я сказала им: никаких «образовательных поездок». Я ведь хорошо помню твой Сочи.</w:t>
+      </w:r>
+    </w:p>
+    <w:p>
+      <w:pPr>
+        <w:pStyle w:val="BodyText"/>
+      </w:pPr>
+      <w:r>
+        <w:t xml:space="preserve">ALEKSEY: Катя, ты меня просто спасаешь. Беру, пришли мне договор.</w:t>
+      </w:r>
+    </w:p>
+    <w:p>
+      <w:pPr>
+        <w:pStyle w:val="BodyText"/>
+      </w:pPr>
+      <w:r>
+        <w:t xml:space="preserve">KATYA: Уже прислала. Ты же всегда спрашиваешь: «Где документ?» Ой, нет, это же Белова так говорит.</w:t>
       </w:r>
     </w:p>
     <w:bookmarkEnd w:id="22"/>
@@ -870,167 +870,167 @@
         <w:pStyle w:val="FirstParagraph"/>
       </w:pPr>
       <w:r>
-        <w:t xml:space="preserve">STAS: Брат! Сколько лет! Ну, почти год. Я же говорил: через год вспомнишь меня.</w:t>
-      </w:r>
-    </w:p>
-    <w:p>
-      <w:pPr>
-        <w:pStyle w:val="BodyText"/>
-      </w:pPr>
-      <w:r>
-        <w:t xml:space="preserve">ALEKSEY: Ты звонил мне три раза сегодня, Стас. Давай по делу. У меня час.</w:t>
-      </w:r>
-    </w:p>
-    <w:p>
-      <w:pPr>
-        <w:pStyle w:val="BodyText"/>
-      </w:pPr>
-      <w:r>
-        <w:t xml:space="preserve">STAS: По делу так по делу. Я всё знаю. Пять тысяч шприцев, контейнер, таможенный склад.</w:t>
-      </w:r>
-    </w:p>
-    <w:p>
-      <w:pPr>
-        <w:pStyle w:val="BodyText"/>
-      </w:pPr>
-      <w:r>
-        <w:t xml:space="preserve">ALEKSEY: Три с половиной тысячи. Откуда знаешь?</w:t>
-      </w:r>
-    </w:p>
-    <w:p>
-      <w:pPr>
-        <w:pStyle w:val="BodyText"/>
-      </w:pPr>
-      <w:r>
-        <w:t xml:space="preserve">STAS: Москва маленькая. Твой склад — у Рустама, а Рустам курит с моим водителем.</w:t>
-      </w:r>
-    </w:p>
-    <w:p>
-      <w:pPr>
-        <w:pStyle w:val="BodyText"/>
-      </w:pPr>
-      <w:r>
-        <w:t xml:space="preserve">ALEKSEY: И что ты хочешь?</w:t>
-      </w:r>
-    </w:p>
-    <w:p>
-      <w:pPr>
-        <w:pStyle w:val="BodyText"/>
-      </w:pPr>
-      <w:r>
-        <w:t xml:space="preserve">STAS: Купить всё. Три с половиной тысячи. По пять тысяч рублей. Наличными. Завтра.</w:t>
-      </w:r>
-    </w:p>
-    <w:p>
-      <w:pPr>
-        <w:pStyle w:val="BodyText"/>
-      </w:pPr>
-      <w:r>
-        <w:t xml:space="preserve">ALEKSEY: Семнадцать с половиной миллионов наличными?</w:t>
-      </w:r>
-    </w:p>
-    <w:p>
-      <w:pPr>
-        <w:pStyle w:val="BodyText"/>
-      </w:pPr>
-      <w:r>
-        <w:t xml:space="preserve">STAS: Семнадцать с половиной. В сумке. Растаможку беру на себя. У меня есть люди. Тебе даже на склад ехать не надо. Ты закрываешь кредит, платишь девочкам зарплату и спишь спокойно.</w:t>
-      </w:r>
-    </w:p>
-    <w:p>
-      <w:pPr>
-        <w:pStyle w:val="BodyText"/>
-      </w:pPr>
-      <w:r>
-        <w:t xml:space="preserve">ALEKSEY: У товара нет регистрации. Его нельзя продавать в России.</w:t>
-      </w:r>
-    </w:p>
-    <w:p>
-      <w:pPr>
-        <w:pStyle w:val="BodyText"/>
-      </w:pPr>
-      <w:r>
-        <w:t xml:space="preserve">STAS: Брат, регистрация — это бумажка. Мои мастера колют без бумажек третий год.</w:t>
-      </w:r>
-    </w:p>
-    <w:p>
-      <w:pPr>
-        <w:pStyle w:val="BodyText"/>
-      </w:pPr>
-      <w:r>
-        <w:t xml:space="preserve">ALEKSEY: Твои мастера — не врачи.</w:t>
-      </w:r>
-    </w:p>
-    <w:p>
-      <w:pPr>
-        <w:pStyle w:val="BodyText"/>
-      </w:pPr>
-      <w:r>
-        <w:t xml:space="preserve">STAS: Зато клиентки довольны. И платят наличными. Ты сам считал: у тебя касса пустая.</w:t>
-      </w:r>
-    </w:p>
-    <w:p>
-      <w:pPr>
-        <w:pStyle w:val="BodyText"/>
-      </w:pPr>
-      <w:r>
-        <w:t xml:space="preserve">ALEKSEY: Откуда ты знаешь про кассу?</w:t>
-      </w:r>
-    </w:p>
-    <w:p>
-      <w:pPr>
-        <w:pStyle w:val="BodyText"/>
-      </w:pPr>
-      <w:r>
-        <w:t xml:space="preserve">STAS: Я не знаю. Я вижу. Ты пьёшь самый дешёвый кофе в меню. Год назад ты пил капучино. Голодный человек всегда заказывает дешёвое. Я двадцать лет на рынке, брат. Я вижу голодных.</w:t>
-      </w:r>
-    </w:p>
-    <w:p>
-      <w:pPr>
-        <w:pStyle w:val="BodyText"/>
-      </w:pPr>
-      <w:r>
-        <w:t xml:space="preserve">ALEKSEY: Допустим. Я голодный. Но я не идиот.</w:t>
-      </w:r>
-    </w:p>
-    <w:p>
-      <w:pPr>
-        <w:pStyle w:val="BodyText"/>
-      </w:pPr>
-      <w:r>
-        <w:t xml:space="preserve">STAS: Никто не узнает. Номера партий сотрём. Коробки — в мусор.</w:t>
-      </w:r>
-    </w:p>
-    <w:p>
-      <w:pPr>
-        <w:pStyle w:val="BodyText"/>
-      </w:pPr>
-      <w:r>
-        <w:t xml:space="preserve">ALEKSEY: Номер сотрёшь. А пациентку — нет. Если у неё будет узелок, она придёт к врачу.</w:t>
-      </w:r>
-    </w:p>
-    <w:p>
-      <w:pPr>
-        <w:pStyle w:val="BodyText"/>
-      </w:pPr>
-      <w:r>
-        <w:t xml:space="preserve">STAS: Узелок — к мастеру. Мастер скажет: «Так и должно быть». Всегда так говорит.</w:t>
-      </w:r>
-    </w:p>
-    <w:p>
-      <w:pPr>
-        <w:pStyle w:val="BodyText"/>
-      </w:pPr>
-      <w:r>
-        <w:t xml:space="preserve">ALEKSEY: Вот поэтому нет. Знаешь, сколько стоит «так и должно быть»? Наше имя, имя завода в Вонджу, имя моей бабушки. Ты предлагаешь семнадцать миллионов за то, что не продаётся.</w:t>
-      </w:r>
-    </w:p>
-    <w:p>
-      <w:pPr>
-        <w:pStyle w:val="BodyText"/>
-      </w:pPr>
-      <w:r>
-        <w:t xml:space="preserve">STAS: Бабушки? Брат, ты серьёзно? Бабушка кредит не платит.</w:t>
+        <w:t xml:space="preserve">STAS: Брат! Сколько лет, сколько зим! Ну, почти год. Я же говорил, что через год ты меня вспомнишь.</w:t>
+      </w:r>
+    </w:p>
+    <w:p>
+      <w:pPr>
+        <w:pStyle w:val="BodyText"/>
+      </w:pPr>
+      <w:r>
+        <w:t xml:space="preserve">ALEKSEY: Это ты звонил мне сегодня три раза, Стас. Давай по делу, у меня есть только час.</w:t>
+      </w:r>
+    </w:p>
+    <w:p>
+      <w:pPr>
+        <w:pStyle w:val="BodyText"/>
+      </w:pPr>
+      <w:r>
+        <w:t xml:space="preserve">STAS: По делу так по делу. Я всё знаю: пять тысяч шприцев, контейнер и таможенный склад.</w:t>
+      </w:r>
+    </w:p>
+    <w:p>
+      <w:pPr>
+        <w:pStyle w:val="BodyText"/>
+      </w:pPr>
+      <w:r>
+        <w:t xml:space="preserve">ALEKSEY: Три с половиной тысячи, а не пять. И откуда ты это знаешь?</w:t>
+      </w:r>
+    </w:p>
+    <w:p>
+      <w:pPr>
+        <w:pStyle w:val="BodyText"/>
+      </w:pPr>
+      <w:r>
+        <w:t xml:space="preserve">STAS: Москва маленькая. Твой склад у Рустама, а Рустам курит с моим водителем.</w:t>
+      </w:r>
+    </w:p>
+    <w:p>
+      <w:pPr>
+        <w:pStyle w:val="BodyText"/>
+      </w:pPr>
+      <w:r>
+        <w:t xml:space="preserve">ALEKSEY: Понятно. И чего же ты от меня хочешь на этот раз?</w:t>
+      </w:r>
+    </w:p>
+    <w:p>
+      <w:pPr>
+        <w:pStyle w:val="BodyText"/>
+      </w:pPr>
+      <w:r>
+        <w:t xml:space="preserve">STAS: Купить всё: три с половиной тысячи по пять тысяч рублей. Наличными, завтра же.</w:t>
+      </w:r>
+    </w:p>
+    <w:p>
+      <w:pPr>
+        <w:pStyle w:val="BodyText"/>
+      </w:pPr>
+      <w:r>
+        <w:t xml:space="preserve">ALEKSEY: Семнадцать с половиной миллионов наличными? Ты сейчас серьёзно?</w:t>
+      </w:r>
+    </w:p>
+    <w:p>
+      <w:pPr>
+        <w:pStyle w:val="BodyText"/>
+      </w:pPr>
+      <w:r>
+        <w:t xml:space="preserve">STAS: Абсолютно серьёзно. Семнадцать с половиной в сумке, а растаможку я беру на себя, у меня есть люди. Тебе даже на склад ехать не надо. Ты закрываешь кредит, платишь девочкам зарплату и спишь спокойно, как ребёнок.</w:t>
+      </w:r>
+    </w:p>
+    <w:p>
+      <w:pPr>
+        <w:pStyle w:val="BodyText"/>
+      </w:pPr>
+      <w:r>
+        <w:t xml:space="preserve">ALEKSEY: Но у товара нет регистрации, и его нельзя продавать в России.</w:t>
+      </w:r>
+    </w:p>
+    <w:p>
+      <w:pPr>
+        <w:pStyle w:val="BodyText"/>
+      </w:pPr>
+      <w:r>
+        <w:t xml:space="preserve">STAS: Брат, регистрация — это просто бумажка. Мои мастера колют без бумажек уже третий год.</w:t>
+      </w:r>
+    </w:p>
+    <w:p>
+      <w:pPr>
+        <w:pStyle w:val="BodyText"/>
+      </w:pPr>
+      <w:r>
+        <w:t xml:space="preserve">ALEKSEY: Твои мастера — не врачи, и ты это прекрасно знаешь.</w:t>
+      </w:r>
+    </w:p>
+    <w:p>
+      <w:pPr>
+        <w:pStyle w:val="BodyText"/>
+      </w:pPr>
+      <w:r>
+        <w:t xml:space="preserve">STAS: Зато клиентки довольны и платят наличными. А ты сам посчитал, что касса у тебя пустая.</w:t>
+      </w:r>
+    </w:p>
+    <w:p>
+      <w:pPr>
+        <w:pStyle w:val="BodyText"/>
+      </w:pPr>
+      <w:r>
+        <w:t xml:space="preserve">ALEKSEY: Подожди, а откуда ты знаешь про нашу кассу?</w:t>
+      </w:r>
+    </w:p>
+    <w:p>
+      <w:pPr>
+        <w:pStyle w:val="BodyText"/>
+      </w:pPr>
+      <w:r>
+        <w:t xml:space="preserve">STAS: Я не знаю, я вижу. Ты пьёшь самый дешёвый кофе в меню, а год назад пил капучино. Голодный человек всегда заказывает дешёвое. Я двадцать лет на рынке, брат, и голодных вижу сразу, с первого взгляда.</w:t>
+      </w:r>
+    </w:p>
+    <w:p>
+      <w:pPr>
+        <w:pStyle w:val="BodyText"/>
+      </w:pPr>
+      <w:r>
+        <w:t xml:space="preserve">ALEKSEY: Допустим, я голодный. Но я при этом не идиот, Стас.</w:t>
+      </w:r>
+    </w:p>
+    <w:p>
+      <w:pPr>
+        <w:pStyle w:val="BodyText"/>
+      </w:pPr>
+      <w:r>
+        <w:t xml:space="preserve">STAS: Никто ничего не узнает. Номера партий сотрём, а коробки выбросим в мусор.</w:t>
+      </w:r>
+    </w:p>
+    <w:p>
+      <w:pPr>
+        <w:pStyle w:val="BodyText"/>
+      </w:pPr>
+      <w:r>
+        <w:t xml:space="preserve">ALEKSEY: Номер ты сотрёшь, а пациентку не сотрёшь. Если у неё будет узелок, она придёт к врачу.</w:t>
+      </w:r>
+    </w:p>
+    <w:p>
+      <w:pPr>
+        <w:pStyle w:val="BodyText"/>
+      </w:pPr>
+      <w:r>
+        <w:t xml:space="preserve">STAS: С узелком она придёт к мастеру, и мастер скажет: «Так и должно быть». Он всегда так говорит.</w:t>
+      </w:r>
+    </w:p>
+    <w:p>
+      <w:pPr>
+        <w:pStyle w:val="BodyText"/>
+      </w:pPr>
+      <w:r>
+        <w:t xml:space="preserve">ALEKSEY: Вот именно поэтому нет. Знаешь, сколько стоит это «так и должно быть»? Наше имя, имя завода в Вонджу и имя моей бабушки. Ты предлагаешь семнадцать миллионов за то, что не продаётся ни за какие деньги.</w:t>
+      </w:r>
+    </w:p>
+    <w:p>
+      <w:pPr>
+        <w:pStyle w:val="BodyText"/>
+      </w:pPr>
+      <w:r>
+        <w:t xml:space="preserve">STAS: Бабушки? Брат, ты это серьёзно? Бабушка твой кредит не платит.</w:t>
       </w:r>
     </w:p>
     <w:p>
@@ -1046,63 +1046,63 @@
         <w:pStyle w:val="BodyText"/>
       </w:pPr>
       <w:r>
-        <w:t xml:space="preserve">STAS: Хорошо. Двадцать миллионов. Последнее слово. Почти шесть тысяч за шприц.</w:t>
-      </w:r>
-    </w:p>
-    <w:p>
-      <w:pPr>
-        <w:pStyle w:val="BodyText"/>
-      </w:pPr>
-      <w:r>
-        <w:t xml:space="preserve">ALEKSEY: Дело не в цене. Я не могу продать без второй подписи. Это наш договор.</w:t>
-      </w:r>
-    </w:p>
-    <w:p>
-      <w:pPr>
-        <w:pStyle w:val="BodyText"/>
-      </w:pPr>
-      <w:r>
-        <w:t xml:space="preserve">STAS: Подпись Беловой? Аудиторши? Она согласится, если увидит сумку.</w:t>
-      </w:r>
-    </w:p>
-    <w:p>
-      <w:pPr>
-        <w:pStyle w:val="BodyText"/>
-      </w:pPr>
-      <w:r>
-        <w:t xml:space="preserve">ALEKSEY: Она уволится, если увидит сумку. Первый пункт: никаких наличных. Второй: только врачам. Третий: ничего до удостоверения. Это не мои правила — это наши, и они записаны раньше, чем ты пришёл.</w:t>
-      </w:r>
-    </w:p>
-    <w:p>
-      <w:pPr>
-        <w:pStyle w:val="BodyText"/>
-      </w:pPr>
-      <w:r>
-        <w:t xml:space="preserve">STAS: Записаны. Красиво. Ну смотри, брат. Новый год, январь, февраль. Пятьдесят дней — и ты сам позвонишь.</w:t>
-      </w:r>
-    </w:p>
-    <w:p>
-      <w:pPr>
-        <w:pStyle w:val="BodyText"/>
-      </w:pPr>
-      <w:r>
-        <w:t xml:space="preserve">ALEKSEY: Не позвоню. Кофе я заплачу сам. Даже самый дешёвый.</w:t>
-      </w:r>
-    </w:p>
-    <w:p>
-      <w:pPr>
-        <w:pStyle w:val="BodyText"/>
-      </w:pPr>
-      <w:r>
-        <w:t xml:space="preserve">STAS: Плати. Визитку оставлю. Номер тот же, что и год назад.</w:t>
-      </w:r>
-    </w:p>
-    <w:p>
-      <w:pPr>
-        <w:pStyle w:val="BodyText"/>
-      </w:pPr>
-      <w:r>
-        <w:t xml:space="preserve">ALEKSEY: Оставь. Я повешу её рядом с картонкой. Для контраста.</w:t>
+        <w:t xml:space="preserve">STAS: Хорошо, двадцать миллионов, это моё последнее слово. Почти шесть тысяч за шприц.</w:t>
+      </w:r>
+    </w:p>
+    <w:p>
+      <w:pPr>
+        <w:pStyle w:val="BodyText"/>
+      </w:pPr>
+      <w:r>
+        <w:t xml:space="preserve">ALEKSEY: Дело не в цене. Я не могу ничего продать без второй подписи, это наш договор.</w:t>
+      </w:r>
+    </w:p>
+    <w:p>
+      <w:pPr>
+        <w:pStyle w:val="BodyText"/>
+      </w:pPr>
+      <w:r>
+        <w:t xml:space="preserve">STAS: Подпись Беловой, этой аудиторши? Она согласится, когда увидит сумку.</w:t>
+      </w:r>
+    </w:p>
+    <w:p>
+      <w:pPr>
+        <w:pStyle w:val="BodyText"/>
+      </w:pPr>
+      <w:r>
+        <w:t xml:space="preserve">ALEKSEY: Она уволится, когда увидит сумку. Первый пункт: никаких наличных. Второй: только врачам. Третий: ничего до удостоверения. Это не мои правила — это наши, и они записаны раньше, чем ты пришёл со своей сумкой.</w:t>
+      </w:r>
+    </w:p>
+    <w:p>
+      <w:pPr>
+        <w:pStyle w:val="BodyText"/>
+      </w:pPr>
+      <w:r>
+        <w:t xml:space="preserve">STAS: Записаны, значит. Красиво. Ну смотри, брат: Новый год, январь, февраль. Пятьдесят дней — и ты сам мне позвонишь.</w:t>
+      </w:r>
+    </w:p>
+    <w:p>
+      <w:pPr>
+        <w:pStyle w:val="BodyText"/>
+      </w:pPr>
+      <w:r>
+        <w:t xml:space="preserve">ALEKSEY: Не позвоню. И за кофе я заплачу сам, даже за самый дешёвый.</w:t>
+      </w:r>
+    </w:p>
+    <w:p>
+      <w:pPr>
+        <w:pStyle w:val="BodyText"/>
+      </w:pPr>
+      <w:r>
+        <w:t xml:space="preserve">STAS: Плати. А визитку я оставлю, номер тот же, что и год назад.</w:t>
+      </w:r>
+    </w:p>
+    <w:p>
+      <w:pPr>
+        <w:pStyle w:val="BodyText"/>
+      </w:pPr>
+      <w:r>
+        <w:t xml:space="preserve">ALEKSEY: Оставь. Я повешу её рядом с картонкой, для контраста.</w:t>
       </w:r>
     </w:p>
     <w:bookmarkEnd w:id="23"/>
@@ -1120,63 +1120,63 @@
         <w:pStyle w:val="FirstParagraph"/>
       </w:pPr>
       <w:r>
-        <w:t xml:space="preserve">OLGA: Мандарины, оливье, шампанское. Ирина, это всё по безналу?</w:t>
-      </w:r>
-    </w:p>
-    <w:p>
-      <w:pPr>
-        <w:pStyle w:val="BodyText"/>
-      </w:pPr>
-      <w:r>
-        <w:t xml:space="preserve">IRINA: Мандарины — по безналу. Оливье — мама. Мама — это не расход.</w:t>
-      </w:r>
-    </w:p>
-    <w:p>
-      <w:pPr>
-        <w:pStyle w:val="BodyText"/>
-      </w:pPr>
-      <w:r>
-        <w:t xml:space="preserve">OLGA: Записала. Алексей Николаевич, вы весь вечер молчите. Что случилось?</w:t>
-      </w:r>
-    </w:p>
-    <w:p>
-      <w:pPr>
-        <w:pStyle w:val="BodyText"/>
-      </w:pPr>
-      <w:r>
-        <w:t xml:space="preserve">ALEKSEY: Мне надо кое-что сказать. Двадцать третьего я встречался со Стасом.</w:t>
-      </w:r>
-    </w:p>
-    <w:p>
-      <w:pPr>
-        <w:pStyle w:val="BodyText"/>
-      </w:pPr>
-      <w:r>
-        <w:t xml:space="preserve">IRINA: Со Стасом? Тем, из Вонджу? Который с чемоданами?</w:t>
-      </w:r>
-    </w:p>
-    <w:p>
-      <w:pPr>
-        <w:pStyle w:val="BodyText"/>
-      </w:pPr>
-      <w:r>
-        <w:t xml:space="preserve">ALEKSEY: С ним. Он предложил двадцать миллионов наличными. За весь склад.</w:t>
-      </w:r>
-    </w:p>
-    <w:p>
-      <w:pPr>
-        <w:pStyle w:val="BodyText"/>
-      </w:pPr>
-      <w:r>
-        <w:t xml:space="preserve">OLGA: И вы восемь дней молчали.</w:t>
-      </w:r>
-    </w:p>
-    <w:p>
-      <w:pPr>
-        <w:pStyle w:val="BodyText"/>
-      </w:pPr>
-      <w:r>
-        <w:t xml:space="preserve">ALEKSEY: Восемь дней. Потому что десять секунд я считал. Кредит, ваши зарплаты, склад до октября. Потом вспомнил узелки Корниловой. Но десять секунд были. Я не хочу, чтобы вы узнали это от Рустама.</w:t>
+        <w:t xml:space="preserve">OLGA: Мандарины, оливье, шампанское. Ирина, это всё у нас тоже оплачено по безналу?</w:t>
+      </w:r>
+    </w:p>
+    <w:p>
+      <w:pPr>
+        <w:pStyle w:val="BodyText"/>
+      </w:pPr>
+      <w:r>
+        <w:t xml:space="preserve">IRINA: Мандарины по безналу, а оливье сделала мама. Мама — это не расход.</w:t>
+      </w:r>
+    </w:p>
+    <w:p>
+      <w:pPr>
+        <w:pStyle w:val="BodyText"/>
+      </w:pPr>
+      <w:r>
+        <w:t xml:space="preserve">OLGA: Записала. Алексей Николаевич, вы весь вечер молчите. Что-то случилось?</w:t>
+      </w:r>
+    </w:p>
+    <w:p>
+      <w:pPr>
+        <w:pStyle w:val="BodyText"/>
+      </w:pPr>
+      <w:r>
+        <w:t xml:space="preserve">ALEKSEY: Да. Мне нужно вам кое-что сказать. Двадцать третьего я встречался со Стасом.</w:t>
+      </w:r>
+    </w:p>
+    <w:p>
+      <w:pPr>
+        <w:pStyle w:val="BodyText"/>
+      </w:pPr>
+      <w:r>
+        <w:t xml:space="preserve">IRINA: Со Стасом? С тем самым, из Вонджу, который с чемоданами?</w:t>
+      </w:r>
+    </w:p>
+    <w:p>
+      <w:pPr>
+        <w:pStyle w:val="BodyText"/>
+      </w:pPr>
+      <w:r>
+        <w:t xml:space="preserve">ALEKSEY: Да, с ним. Он предложил двадцать миллионов наличными за весь склад.</w:t>
+      </w:r>
+    </w:p>
+    <w:p>
+      <w:pPr>
+        <w:pStyle w:val="BodyText"/>
+      </w:pPr>
+      <w:r>
+        <w:t xml:space="preserve">OLGA: И вы целых восемь дней об этом молчали? Почему?</w:t>
+      </w:r>
+    </w:p>
+    <w:p>
+      <w:pPr>
+        <w:pStyle w:val="BodyText"/>
+      </w:pPr>
+      <w:r>
+        <w:t xml:space="preserve">ALEKSEY: Восемь дней, потому что десять секунд я считал: кредит, ваши зарплаты, склад до октября. Потом я вспомнил узелки Корниловой. Но эти десять секунд были, и я не хочу, чтобы вы узнали об этом от Рустама.</w:t>
       </w:r>
     </w:p>
     <w:p>
@@ -1192,127 +1192,127 @@
         <w:pStyle w:val="BodyText"/>
       </w:pPr>
       <w:r>
-        <w:t xml:space="preserve">OLGA: А вы не подписали. И рассказали сами. Это и есть разница между нами и Стасом.</w:t>
-      </w:r>
-    </w:p>
-    <w:p>
-      <w:pPr>
-        <w:pStyle w:val="BodyText"/>
-      </w:pPr>
-      <w:r>
-        <w:t xml:space="preserve">ALEKSEY: Он сказал: голодные долго гордыми не бывают.</w:t>
-      </w:r>
-    </w:p>
-    <w:p>
-      <w:pPr>
-        <w:pStyle w:val="BodyText"/>
-      </w:pPr>
-      <w:r>
-        <w:t xml:space="preserve">IRINA: Значит, нам надо перестать быть голодными. Я посчитала. Вот листок.</w:t>
-      </w:r>
-    </w:p>
-    <w:p>
-      <w:pPr>
-        <w:pStyle w:val="BodyText"/>
-      </w:pPr>
-      <w:r>
-        <w:t xml:space="preserve">ALEKSEY: Читайте вслух. Как корпоративный договор.</w:t>
-      </w:r>
-    </w:p>
-    <w:p>
-      <w:pPr>
-        <w:pStyle w:val="BodyText"/>
-      </w:pPr>
-      <w:r>
-        <w:t xml:space="preserve">IRINA: Расходы компании — триста восемьдесят пять. Минус Алина — тридцать. Остаётся триста пятьдесят пять тысяч в месяц. Займы от Ольги Петровны — двести, от меня — сто пятьдесят. Итого триста пятьдесят. Ваш кредит вы платите из денег Кати.</w:t>
-      </w:r>
-    </w:p>
-    <w:p>
-      <w:pPr>
-        <w:pStyle w:val="BodyText"/>
-      </w:pPr>
-      <w:r>
-        <w:t xml:space="preserve">ALEKSEY: Не хватает пяти тысяч в месяц.</w:t>
-      </w:r>
-    </w:p>
-    <w:p>
-      <w:pPr>
-        <w:pStyle w:val="BodyText"/>
-      </w:pPr>
-      <w:r>
-        <w:t xml:space="preserve">OLGA: Пять тысяч — это мандарины. Мандарины я покупаю сама.</w:t>
-      </w:r>
-    </w:p>
-    <w:p>
-      <w:pPr>
-        <w:pStyle w:val="BodyText"/>
-      </w:pPr>
-      <w:r>
-        <w:t xml:space="preserve">IRINA: Всё оформим займами учредителей. Протокол третьего января. С подписями.</w:t>
-      </w:r>
-    </w:p>
-    <w:p>
-      <w:pPr>
-        <w:pStyle w:val="BodyText"/>
-      </w:pPr>
-      <w:r>
-        <w:t xml:space="preserve">ALEKSEY: Даже в Новый год протокол.</w:t>
-      </w:r>
-    </w:p>
-    <w:p>
-      <w:pPr>
-        <w:pStyle w:val="BodyText"/>
-      </w:pPr>
-      <w:r>
-        <w:t xml:space="preserve">IRINA: Особенно в Новый год. Без двадцати двенадцать. Бумажки и ручки на столе.</w:t>
-      </w:r>
-    </w:p>
-    <w:p>
-      <w:pPr>
-        <w:pStyle w:val="BodyText"/>
-      </w:pPr>
-      <w:r>
-        <w:t xml:space="preserve">OLGA: Русская традиция. Пишешь желание, сжигаешь, пепел — в шампанское, и пьёшь, пока бьют куранты.</w:t>
-      </w:r>
-    </w:p>
-    <w:p>
-      <w:pPr>
-        <w:pStyle w:val="BodyText"/>
-      </w:pPr>
-      <w:r>
-        <w:t xml:space="preserve">ALEKSEY: Ольга Петровна, вы же регистратор. Вы верите в желания?</w:t>
-      </w:r>
-    </w:p>
-    <w:p>
-      <w:pPr>
-        <w:pStyle w:val="BodyText"/>
-      </w:pPr>
-      <w:r>
-        <w:t xml:space="preserve">OLGA: В желания — нет. В сроки — да. Я пишу не желание, а дату.</w:t>
-      </w:r>
-    </w:p>
-    <w:p>
-      <w:pPr>
-        <w:pStyle w:val="BodyText"/>
-      </w:pPr>
-      <w:r>
-        <w:t xml:space="preserve">IRINA: А я пишу цифру. Плюс. Любой. Хоть один рубль.</w:t>
-      </w:r>
-    </w:p>
-    <w:p>
-      <w:pPr>
-        <w:pStyle w:val="BodyText"/>
-      </w:pPr>
-      <w:r>
-        <w:t xml:space="preserve">ALEKSEY: А я пишу одно слово. «Удостоверение». Двенадцать, одиннадцать… Поджигайте!</w:t>
-      </w:r>
-    </w:p>
-    <w:p>
-      <w:pPr>
-        <w:pStyle w:val="BodyText"/>
-      </w:pPr>
-      <w:r>
-        <w:t xml:space="preserve">OLGA: С Новым годом, партнёры. Пейте с пеплом. Это полезно. Проверено двадцатью годами.</w:t>
+        <w:t xml:space="preserve">OLGA: А вы не подписали и рассказали всё сами. Это и есть разница между нами и Стасом.</w:t>
+      </w:r>
+    </w:p>
+    <w:p>
+      <w:pPr>
+        <w:pStyle w:val="BodyText"/>
+      </w:pPr>
+      <w:r>
+        <w:t xml:space="preserve">ALEKSEY: Он сказал мне, что голодные долго гордыми не бывают.</w:t>
+      </w:r>
+    </w:p>
+    <w:p>
+      <w:pPr>
+        <w:pStyle w:val="BodyText"/>
+      </w:pPr>
+      <w:r>
+        <w:t xml:space="preserve">IRINA: Значит, нам нужно перестать быть голодными. Я всё посчитала, вот листок.</w:t>
+      </w:r>
+    </w:p>
+    <w:p>
+      <w:pPr>
+        <w:pStyle w:val="BodyText"/>
+      </w:pPr>
+      <w:r>
+        <w:t xml:space="preserve">ALEKSEY: Читайте вслух, пожалуйста, как наш корпоративный договор.</w:t>
+      </w:r>
+    </w:p>
+    <w:p>
+      <w:pPr>
+        <w:pStyle w:val="BodyText"/>
+      </w:pPr>
+      <w:r>
+        <w:t xml:space="preserve">IRINA: Расходы компании — триста восемьдесят пять. Минус тридцать от Алины, и остаётся триста пятьдесят пять тысяч в месяц. Займы от Ольги Петровны — двести, от меня — сто пятьдесят, итого триста пятьдесят. А свой кредит вы платите из денег Кати.</w:t>
+      </w:r>
+    </w:p>
+    <w:p>
+      <w:pPr>
+        <w:pStyle w:val="BodyText"/>
+      </w:pPr>
+      <w:r>
+        <w:t xml:space="preserve">ALEKSEY: Значит, нам всё равно не хватает пяти тысяч в месяц.</w:t>
+      </w:r>
+    </w:p>
+    <w:p>
+      <w:pPr>
+        <w:pStyle w:val="BodyText"/>
+      </w:pPr>
+      <w:r>
+        <w:t xml:space="preserve">OLGA: Пять тысяч — это мандарины, а мандарины я покупаю сама.</w:t>
+      </w:r>
+    </w:p>
+    <w:p>
+      <w:pPr>
+        <w:pStyle w:val="BodyText"/>
+      </w:pPr>
+      <w:r>
+        <w:t xml:space="preserve">IRINA: Всё оформим займами учредителей. Протокол подпишем третьего января, с подписями всех троих.</w:t>
+      </w:r>
+    </w:p>
+    <w:p>
+      <w:pPr>
+        <w:pStyle w:val="BodyText"/>
+      </w:pPr>
+      <w:r>
+        <w:t xml:space="preserve">ALEKSEY: Даже в Новый год у нас протокол. Вы неисправимы, Ирина.</w:t>
+      </w:r>
+    </w:p>
+    <w:p>
+      <w:pPr>
+        <w:pStyle w:val="BodyText"/>
+      </w:pPr>
+      <w:r>
+        <w:t xml:space="preserve">IRINA: Особенно в Новый год. Уже без двадцати двенадцать, бумажки и ручки на столе.</w:t>
+      </w:r>
+    </w:p>
+    <w:p>
+      <w:pPr>
+        <w:pStyle w:val="BodyText"/>
+      </w:pPr>
+      <w:r>
+        <w:t xml:space="preserve">OLGA: Это русская традиция: пишешь желание, сжигаешь его, пепел бросаешь в шампанское и пьёшь, пока бьют куранты.</w:t>
+      </w:r>
+    </w:p>
+    <w:p>
+      <w:pPr>
+        <w:pStyle w:val="BodyText"/>
+      </w:pPr>
+      <w:r>
+        <w:t xml:space="preserve">ALEKSEY: Ольга Петровна, вы же регистратор. Неужели вы верите в желания?</w:t>
+      </w:r>
+    </w:p>
+    <w:p>
+      <w:pPr>
+        <w:pStyle w:val="BodyText"/>
+      </w:pPr>
+      <w:r>
+        <w:t xml:space="preserve">OLGA: В желания нет, а в сроки да. Поэтому я пишу не желание, а дату.</w:t>
+      </w:r>
+    </w:p>
+    <w:p>
+      <w:pPr>
+        <w:pStyle w:val="BodyText"/>
+      </w:pPr>
+      <w:r>
+        <w:t xml:space="preserve">IRINA: А я пишу цифру со знаком плюс. Любую, хоть один рубль.</w:t>
+      </w:r>
+    </w:p>
+    <w:p>
+      <w:pPr>
+        <w:pStyle w:val="BodyText"/>
+      </w:pPr>
+      <w:r>
+        <w:t xml:space="preserve">ALEKSEY: А я пишу одно слово: «Удостоверение». Двенадцать, одиннадцать… Поджигайте!</w:t>
+      </w:r>
+    </w:p>
+    <w:p>
+      <w:pPr>
+        <w:pStyle w:val="BodyText"/>
+      </w:pPr>
+      <w:r>
+        <w:t xml:space="preserve">OLGA: С Новым годом, партнёры! Пейте с пеплом, это полезно. Проверено двадцатью годами.</w:t>
       </w:r>
     </w:p>
     <w:bookmarkEnd w:id="24"/>
@@ -1330,119 +1330,119 @@
         <w:pStyle w:val="FirstParagraph"/>
       </w:pPr>
       <w:r>
-        <w:t xml:space="preserve">DOYUN: Лёша, с Новым годом! Ты спишь? Я рано?</w:t>
-      </w:r>
-    </w:p>
-    <w:p>
-      <w:pPr>
-        <w:pStyle w:val="BodyText"/>
-      </w:pPr>
-      <w:r>
-        <w:t xml:space="preserve">ALEKSEY: Уже полдень, Доюн. С Новым годом. У вас Новый год не главный, да?</w:t>
-      </w:r>
-    </w:p>
-    <w:p>
-      <w:pPr>
-        <w:pStyle w:val="BodyText"/>
-      </w:pPr>
-      <w:r>
-        <w:t xml:space="preserve">DOYUN: Главный — Соллаль, в феврале. Но первого января президент тоже звонит. Он спросил про кассу.</w:t>
-      </w:r>
-    </w:p>
-    <w:p>
-      <w:pPr>
-        <w:pStyle w:val="BodyText"/>
-      </w:pPr>
-      <w:r>
-        <w:t xml:space="preserve">ALEKSEY: Касса пустая. Но полная людей. Переведи ему так.</w:t>
-      </w:r>
-    </w:p>
-    <w:p>
-      <w:pPr>
-        <w:pStyle w:val="BodyText"/>
-      </w:pPr>
-      <w:r>
-        <w:t xml:space="preserve">DOYUN: Переведу. Ему понравится. А теперь новость. Плохая. Стас писал нам.</w:t>
-      </w:r>
-    </w:p>
-    <w:p>
-      <w:pPr>
-        <w:pStyle w:val="BodyText"/>
-      </w:pPr>
-      <w:r>
-        <w:t xml:space="preserve">ALEKSEY: Стас? Тот самый? Он мне предлагал двадцать миллионов за склад.</w:t>
-      </w:r>
-    </w:p>
-    <w:p>
-      <w:pPr>
-        <w:pStyle w:val="BodyText"/>
-      </w:pPr>
-      <w:r>
-        <w:t xml:space="preserve">DOYUN: Догадался. Ты не продал. Поэтому он пришёл к нам с другой стороны. Через казахстанскую компанию. Хотел купить десять тысяч шприцев напрямую с завода. Документы чистые, для Казахстана. Но мы проверили: адрес доставки — Москва.</w:t>
-      </w:r>
-    </w:p>
-    <w:p>
-      <w:pPr>
-        <w:pStyle w:val="BodyText"/>
-      </w:pPr>
-      <w:r>
-        <w:t xml:space="preserve">ALEKSEY: И что сказал президент?</w:t>
-      </w:r>
-    </w:p>
-    <w:p>
-      <w:pPr>
-        <w:pStyle w:val="BodyText"/>
-      </w:pPr>
-      <w:r>
-        <w:t xml:space="preserve">DOYUN: Сказал «нет». И написал правило: каждый новый покупатель из соседних стран — проверка адреса.</w:t>
-      </w:r>
-    </w:p>
-    <w:p>
-      <w:pPr>
-        <w:pStyle w:val="BodyText"/>
-      </w:pPr>
-      <w:r>
-        <w:t xml:space="preserve">ALEKSEY: Спасибо, Доюн. Значит, Стас не остановится.</w:t>
-      </w:r>
-    </w:p>
-    <w:p>
-      <w:pPr>
-        <w:pStyle w:val="BodyText"/>
-      </w:pPr>
-      <w:r>
-        <w:t xml:space="preserve">DOYUN: Такие не останавливаются. Они ждут. Год, два. Когда ты начнёшь продавать, он будет рядом. С нашим именем, но без наших номеров. Будь готов, Лёша. Я серьёзно.</w:t>
-      </w:r>
-    </w:p>
-    <w:p>
-      <w:pPr>
-        <w:pStyle w:val="BodyText"/>
-      </w:pPr>
-      <w:r>
-        <w:t xml:space="preserve">ALEKSEY: Буду. А что ты загадал на Новый год?</w:t>
-      </w:r>
-    </w:p>
-    <w:p>
-      <w:pPr>
-        <w:pStyle w:val="BodyText"/>
-      </w:pPr>
-      <w:r>
-        <w:t xml:space="preserve">DOYUN: Чтобы через год я был в Москве, а не в Европе. А ты?</w:t>
-      </w:r>
-    </w:p>
-    <w:p>
-      <w:pPr>
-        <w:pStyle w:val="BodyText"/>
-      </w:pPr>
-      <w:r>
-        <w:t xml:space="preserve">ALEKSEY: Одно слово. Сжёг и выпил. Ольга Петровна говорит, так быстрее.</w:t>
-      </w:r>
-    </w:p>
-    <w:p>
-      <w:pPr>
-        <w:pStyle w:val="BodyText"/>
-      </w:pPr>
-      <w:r>
-        <w:t xml:space="preserve">DOYUN: «Удостоверение»? Я так и думал. Тогда у нас одно желание на двоих. Мы же на «ты». С Новым годом, Лёша.</w:t>
+        <w:t xml:space="preserve">DOYUN: Лёша, с Новым годом! Ты ещё спишь? Я, наверное, звоню слишком рано?</w:t>
+      </w:r>
+    </w:p>
+    <w:p>
+      <w:pPr>
+        <w:pStyle w:val="BodyText"/>
+      </w:pPr>
+      <w:r>
+        <w:t xml:space="preserve">ALEKSEY: Уже полдень, Доюн. С Новым годом! У вас ведь этот Новый год не главный, да?</w:t>
+      </w:r>
+    </w:p>
+    <w:p>
+      <w:pPr>
+        <w:pStyle w:val="BodyText"/>
+      </w:pPr>
+      <w:r>
+        <w:t xml:space="preserve">DOYUN: Главный у нас Соллаль, в феврале. Но первого января президент тоже звонит, и он спросил про кассу.</w:t>
+      </w:r>
+    </w:p>
+    <w:p>
+      <w:pPr>
+        <w:pStyle w:val="BodyText"/>
+      </w:pPr>
+      <w:r>
+        <w:t xml:space="preserve">ALEKSEY: Касса пустая, но полная людей. Переведи ему именно так, пожалуйста.</w:t>
+      </w:r>
+    </w:p>
+    <w:p>
+      <w:pPr>
+        <w:pStyle w:val="BodyText"/>
+      </w:pPr>
+      <w:r>
+        <w:t xml:space="preserve">DOYUN: Переведу, ему понравится. А теперь новость, и, к сожалению, плохая: Стас писал нам.</w:t>
+      </w:r>
+    </w:p>
+    <w:p>
+      <w:pPr>
+        <w:pStyle w:val="BodyText"/>
+      </w:pPr>
+      <w:r>
+        <w:t xml:space="preserve">ALEKSEY: Стас? Тот самый? Он предлагал мне двадцать миллионов за склад.</w:t>
+      </w:r>
+    </w:p>
+    <w:p>
+      <w:pPr>
+        <w:pStyle w:val="BodyText"/>
+      </w:pPr>
+      <w:r>
+        <w:t xml:space="preserve">DOYUN: Я догадался. Ты не продал, поэтому он пришёл к нам с другой стороны, через казахстанскую компанию. Он хотел купить десять тысяч шприцев прямо с завода. Документы были чистые, для Казахстана. Но мы проверили, и адрес доставки оказался в Москве.</w:t>
+      </w:r>
+    </w:p>
+    <w:p>
+      <w:pPr>
+        <w:pStyle w:val="BodyText"/>
+      </w:pPr>
+      <w:r>
+        <w:t xml:space="preserve">ALEKSEY: И что на это сказал президент? Он сильно рассердился?</w:t>
+      </w:r>
+    </w:p>
+    <w:p>
+      <w:pPr>
+        <w:pStyle w:val="BodyText"/>
+      </w:pPr>
+      <w:r>
+        <w:t xml:space="preserve">DOYUN: Он сказал «нет» и написал новое правило: для каждого нового покупателя из соседних стран обязательна проверка адреса.</w:t>
+      </w:r>
+    </w:p>
+    <w:p>
+      <w:pPr>
+        <w:pStyle w:val="BodyText"/>
+      </w:pPr>
+      <w:r>
+        <w:t xml:space="preserve">ALEKSEY: Спасибо тебе, Доюн. Значит, Стас так просто не остановится.</w:t>
+      </w:r>
+    </w:p>
+    <w:p>
+      <w:pPr>
+        <w:pStyle w:val="BodyText"/>
+      </w:pPr>
+      <w:r>
+        <w:t xml:space="preserve">DOYUN: Такие не останавливаются, они ждут: год, два. Когда ты начнёшь продавать, он будет рядом, с нашим именем, но без наших номеров. Будь готов к этому, Лёша, я говорю совершенно серьёзно.</w:t>
+      </w:r>
+    </w:p>
+    <w:p>
+      <w:pPr>
+        <w:pStyle w:val="BodyText"/>
+      </w:pPr>
+      <w:r>
+        <w:t xml:space="preserve">ALEKSEY: Буду готов. А что ты сам загадал на Новый год?</w:t>
+      </w:r>
+    </w:p>
+    <w:p>
+      <w:pPr>
+        <w:pStyle w:val="BodyText"/>
+      </w:pPr>
+      <w:r>
+        <w:t xml:space="preserve">DOYUN: Чтобы через год я был в Москве, а не в Европе. А что загадал ты?</w:t>
+      </w:r>
+    </w:p>
+    <w:p>
+      <w:pPr>
+        <w:pStyle w:val="BodyText"/>
+      </w:pPr>
+      <w:r>
+        <w:t xml:space="preserve">ALEKSEY: Одно слово. Я его сжёг и выпил, потому что Ольга Петровна говорит, что так быстрее сбывается.</w:t>
+      </w:r>
+    </w:p>
+    <w:p>
+      <w:pPr>
+        <w:pStyle w:val="BodyText"/>
+      </w:pPr>
+      <w:r>
+        <w:t xml:space="preserve">DOYUN: «Удостоверение»? Я так и думал. Тогда у нас одно желание на двоих, мы же на «ты». С Новым годом, Лёша.</w:t>
       </w:r>
     </w:p>
     <w:p>
@@ -2404,7 +2404,7 @@
         <w:t xml:space="preserve">“</w:t>
       </w:r>
       <w:r>
-        <w:t xml:space="preserve">Для фонда это честная цена. До удостоверения компания стоит ноль. Фонд покупает не компанию, а риск. Через год тот же процент будет стоить вдесятеро больше. Продавать сейчас — значит продать урожай в апреле.</w:t>
+        <w:t xml:space="preserve">Для фонда это честная цена. До удостоверения компания стоит ноль, поэтому фонд покупает не компанию, а риск. Через год тот же процент будет стоить вдесятеро больше. Продавать сейчас — значит продать урожай в апреле, когда ещё ничего не выросло.</w:t>
       </w:r>
       <w:r>
         <w:t xml:space="preserve">”</w:t>
@@ -2510,31 +2510,31 @@
               <w:jc w:val="left"/>
             </w:pPr>
             <w:r>
-              <w:t xml:space="preserve">② 현재 가치</w:t>
-            </w:r>
-          </w:p>
-        </w:tc>
-        <w:tc>
-          <w:tcPr/>
-          <w:p>
-            <w:pPr>
-              <w:pStyle w:val="Compact"/>
-              <w:jc w:val="left"/>
-            </w:pPr>
-            <w:r>
-              <w:t xml:space="preserve">До удостоверения компания стоит ноль.</w:t>
-            </w:r>
-          </w:p>
-        </w:tc>
-        <w:tc>
-          <w:tcPr/>
-          <w:p>
-            <w:pPr>
-              <w:pStyle w:val="Compact"/>
-              <w:jc w:val="left"/>
-            </w:pPr>
-            <w:r>
-              <w:t xml:space="preserve">до + 생격(~전까지)</w:t>
+              <w:t xml:space="preserve">② 현재 가치 → 결과</w:t>
+            </w:r>
+          </w:p>
+        </w:tc>
+        <w:tc>
+          <w:tcPr/>
+          <w:p>
+            <w:pPr>
+              <w:pStyle w:val="Compact"/>
+              <w:jc w:val="left"/>
+            </w:pPr>
+            <w:r>
+              <w:t xml:space="preserve">До удостоверения компания стоит ноль, поэтому…</w:t>
+            </w:r>
+          </w:p>
+        </w:tc>
+        <w:tc>
+          <w:tcPr/>
+          <w:p>
+            <w:pPr>
+              <w:pStyle w:val="Compact"/>
+              <w:jc w:val="left"/>
+            </w:pPr>
+            <w:r>
+              <w:t xml:space="preserve">до + 생격(~전까지) + поэтому(그래서)</w:t>
             </w:r>
           </w:p>
         </w:tc>
@@ -2636,19 +2636,19 @@
               <w:jc w:val="left"/>
             </w:pPr>
             <w:r>
-              <w:t xml:space="preserve">Продавать сейчас — значит продать урожай в апреле.</w:t>
-            </w:r>
-          </w:p>
-        </w:tc>
-        <w:tc>
-          <w:tcPr/>
-          <w:p>
-            <w:pPr>
-              <w:pStyle w:val="Compact"/>
-              <w:jc w:val="left"/>
-            </w:pPr>
-            <w:r>
-              <w:t xml:space="preserve">X — значит Y(~라는 건 ~라는 뜻)</w:t>
+              <w:t xml:space="preserve">Продавать сейчас — значит продать урожай в апреле, когда…</w:t>
+            </w:r>
+          </w:p>
+        </w:tc>
+        <w:tc>
+          <w:tcPr/>
+          <w:p>
+            <w:pPr>
+              <w:pStyle w:val="Compact"/>
+              <w:jc w:val="left"/>
+            </w:pPr>
+            <w:r>
+              <w:t xml:space="preserve">X — значит Y + когда 관계절</w:t>
             </w:r>
           </w:p>
         </w:tc>
@@ -2672,7 +2672,7 @@
         <w:t xml:space="preserve">“</w:t>
       </w:r>
       <w:r>
-        <w:t xml:space="preserve">Для них это честная цена. Сегодня… стоит… Они покупают не…, а… Через год… Продавать сейчас — значит…</w:t>
+        <w:t xml:space="preserve">Для них это честная цена. Сегодня… стоит…, поэтому они покупают не…, а… Через год… Продавать сейчас — значит…, когда…</w:t>
       </w:r>
       <w:r>
         <w:t xml:space="preserve">”</w:t>
@@ -2691,7 +2691,7 @@
         <w:t xml:space="preserve"> </w:t>
       </w:r>
       <w:r>
-        <w:t xml:space="preserve">не…, а… · через год · значит</w:t>
+        <w:t xml:space="preserve">поэтому(그래서) · не…, а… · через год · значит · когда ещё(아직 ~할 때)</w:t>
       </w:r>
       <w:r>
         <w:t xml:space="preserve"> </w:t>
@@ -2707,7 +2707,7 @@
         <w:t xml:space="preserve"> </w:t>
       </w:r>
       <w:r>
-        <w:t xml:space="preserve">너무 이른 투자 제안을 거절하는 25~30단어 문장 만들기.</w:t>
+        <w:t xml:space="preserve">너무 이른 투자 제안을 거절하는 30~50단어 발화 만들기.</w:t>
       </w:r>
     </w:p>
     <w:bookmarkEnd w:id="30"/>
@@ -3157,119 +3157,119 @@
         <w:pStyle w:val="FirstParagraph"/>
       </w:pPr>
       <w:r>
-        <w:t xml:space="preserve">이리나: 좋은 아침이에요. 9시 정각. 숫자 먼저, 커피는 나중에. 계좌에 4만 1,300루블.</w:t>
-      </w:r>
-    </w:p>
-    <w:p>
-      <w:pPr>
-        <w:pStyle w:val="BodyText"/>
-      </w:pPr>
-      <w:r>
-        <w:t xml:space="preserve">알렉세이: 4만 1천이요? 금요일엔 76만이었는데.</w:t>
-      </w:r>
-    </w:p>
-    <w:p>
-      <w:pPr>
-        <w:pStyle w:val="BodyText"/>
-      </w:pPr>
-      <w:r>
-        <w:t xml:space="preserve">이리나: 금요일에 시험소에 마지막 30퍼센트를 냈어요. 약속대로. 기한 안에.</w:t>
-      </w:r>
-    </w:p>
-    <w:p>
-      <w:pPr>
-        <w:pStyle w:val="BodyText"/>
-      </w:pPr>
-      <w:r>
-        <w:t xml:space="preserve">올가: 주예바 보고서는 1월에 나와요. 좋은 소식. 유일한.</w:t>
-      </w:r>
-    </w:p>
-    <w:p>
-      <w:pPr>
-        <w:pStyle w:val="BodyText"/>
-      </w:pPr>
-      <w:r>
-        <w:t xml:space="preserve">알렉세이: 1월에 얼마나 필요해요?</w:t>
-      </w:r>
-    </w:p>
-    <w:p>
-      <w:pPr>
-        <w:pStyle w:val="BodyText"/>
-      </w:pPr>
-      <w:r>
-        <w:t xml:space="preserve">이리나: 38만 5천. 창고 15만, 사무실 7만 5천, 당신 급여 5만.</w:t>
-      </w:r>
-    </w:p>
-    <w:p>
-      <w:pPr>
-        <w:pStyle w:val="BodyText"/>
-      </w:pPr>
-      <w:r>
-        <w:t xml:space="preserve">알렉세이: 나머지는요?</w:t>
-      </w:r>
-    </w:p>
-    <w:p>
-      <w:pPr>
-        <w:pStyle w:val="BodyText"/>
-      </w:pPr>
-      <w:r>
-        <w:t xml:space="preserve">이리나: 회계사, 통신비, 알리나 번역료, 은행. 그리고 당신 아버지 — 재고 조사비 3천.</w:t>
-      </w:r>
-    </w:p>
-    <w:p>
-      <w:pPr>
-        <w:pStyle w:val="BodyText"/>
-      </w:pPr>
-      <w:r>
-        <w:t xml:space="preserve">올가: 아버님은 건드리지 마요. 상자를 찾는 사람은 그분뿐이에요.</w:t>
-      </w:r>
-    </w:p>
-    <w:p>
-      <w:pPr>
-        <w:pStyle w:val="BodyText"/>
-      </w:pPr>
-      <w:r>
-        <w:t xml:space="preserve">알렉세이: 알겠어요. 등록증까지 몇 달이에요?</w:t>
-      </w:r>
-    </w:p>
-    <w:p>
-      <w:pPr>
-        <w:pStyle w:val="BodyText"/>
-      </w:pPr>
-      <w:r>
-        <w:t xml:space="preserve">올가: 운이 좋으면 아홉 달. 심사관이 나자로바 같으면 열 달. 알아봤어요: 도시에가 그 사람한테 갔어요.</w:t>
-      </w:r>
-    </w:p>
-    <w:p>
-      <w:pPr>
-        <w:pStyle w:val="BodyText"/>
-      </w:pPr>
-      <w:r>
-        <w:t xml:space="preserve">알렉세이: 나자로바가 누구예요?</w:t>
-      </w:r>
-    </w:p>
-    <w:p>
-      <w:pPr>
-        <w:pStyle w:val="BodyText"/>
-      </w:pPr>
-      <w:r>
-        <w:t xml:space="preserve">올가: 심사관이에요. 55세, 심사 경력 30년. 모스크바 등록 담당들이 다 무서워해요.</w:t>
-      </w:r>
-    </w:p>
-    <w:p>
-      <w:pPr>
-        <w:pStyle w:val="BodyText"/>
-      </w:pPr>
-      <w:r>
-        <w:t xml:space="preserve">알렉세이: 선생님은요?</w:t>
-      </w:r>
-    </w:p>
-    <w:p>
-      <w:pPr>
-        <w:pStyle w:val="BodyText"/>
-      </w:pPr>
-      <w:r>
-        <w:t xml:space="preserve">올가: 난 존경해요. 그게 더 나빠요. 이리나, 탭 보여 줘요. 빨간색을 보게.</w:t>
+        <w:t xml:space="preserve">이리나: 좋은 아침이에요, 지금 9시 정각이에요. 숫자 먼저, 커피는 나중에. 계좌에 4만 1,300루블 있어요.</w:t>
+      </w:r>
+    </w:p>
+    <w:p>
+      <w:pPr>
+        <w:pStyle w:val="BodyText"/>
+      </w:pPr>
+      <w:r>
+        <w:t xml:space="preserve">알렉세이: 4만 1천이요? 금요일엔 76만이었잖아요, 제가 직접 봤어요.</w:t>
+      </w:r>
+    </w:p>
+    <w:p>
+      <w:pPr>
+        <w:pStyle w:val="BodyText"/>
+      </w:pPr>
+      <w:r>
+        <w:t xml:space="preserve">이리나: 금요일에 시험소에 마지막 30%를 냈어요. 약속한 대로, 기한 내에요.</w:t>
+      </w:r>
+    </w:p>
+    <w:p>
+      <w:pPr>
+        <w:pStyle w:val="BodyText"/>
+      </w:pPr>
+      <w:r>
+        <w:t xml:space="preserve">올가: 대신 주예바 성적서가 1월에 나와요. 좋은 소식이고, 안타깝게도 유일한 소식이에요.</w:t>
+      </w:r>
+    </w:p>
+    <w:p>
+      <w:pPr>
+        <w:pStyle w:val="BodyText"/>
+      </w:pPr>
+      <w:r>
+        <w:t xml:space="preserve">알렉세이: 2월까지 그냥 버티려면 1월에 돈이 얼마나 필요해요?</w:t>
+      </w:r>
+    </w:p>
+    <w:p>
+      <w:pPr>
+        <w:pStyle w:val="BodyText"/>
+      </w:pPr>
+      <w:r>
+        <w:t xml:space="preserve">이리나: 38만 5천이요. 창고 15만, 사무실 7만 5천, 당신 월급 5만.</w:t>
+      </w:r>
+    </w:p>
+    <w:p>
+      <w:pPr>
+        <w:pStyle w:val="BodyText"/>
+      </w:pPr>
+      <w:r>
+        <w:t xml:space="preserve">알렉세이: 나머지는 어디로 가요? 그것도 10만이 넘는데요.</w:t>
+      </w:r>
+    </w:p>
+    <w:p>
+      <w:pPr>
+        <w:pStyle w:val="BodyText"/>
+      </w:pPr>
+      <w:r>
+        <w:t xml:space="preserve">이리나: 회계사, 통신비, 알리나 번역비, 은행. 그리고 재고 조사비로 아버님께 3천.</w:t>
+      </w:r>
+    </w:p>
+    <w:p>
+      <w:pPr>
+        <w:pStyle w:val="BodyText"/>
+      </w:pPr>
+      <w:r>
+        <w:t xml:space="preserve">올가: 아버님은 건드리지 마요. 상자를 찾아내는 사람은 그분뿐이에요.</w:t>
+      </w:r>
+    </w:p>
+    <w:p>
+      <w:pPr>
+        <w:pStyle w:val="BodyText"/>
+      </w:pPr>
+      <w:r>
+        <w:t xml:space="preserve">알렉세이: 좋아요, 안 건드려요. 등록증까지 몇 달 남았어요?</w:t>
+      </w:r>
+    </w:p>
+    <w:p>
+      <w:pPr>
+        <w:pStyle w:val="BodyText"/>
+      </w:pPr>
+      <w:r>
+        <w:t xml:space="preserve">올가: 운이 좋으면 아홉 달. 심사관이 나자로바 같으면 열 달. 알아보니 도시에가 바로 그 사람한테 있어요.</w:t>
+      </w:r>
+    </w:p>
+    <w:p>
+      <w:pPr>
+        <w:pStyle w:val="BodyText"/>
+      </w:pPr>
+      <w:r>
+        <w:t xml:space="preserve">알렉세이: 나자로바가 누구예요? 처음 듣는 이름인데요.</w:t>
+      </w:r>
+    </w:p>
+    <w:p>
+      <w:pPr>
+        <w:pStyle w:val="BodyText"/>
+      </w:pPr>
+      <w:r>
+        <w:t xml:space="preserve">올가: 심사관이에요. 쉰다섯 살이고 그중 30년을 심사에서 보냈어요. 모스크바 등록 담당들이 다 무서워해요.</w:t>
+      </w:r>
+    </w:p>
+    <w:p>
+      <w:pPr>
+        <w:pStyle w:val="BodyText"/>
+      </w:pPr>
+      <w:r>
+        <w:t xml:space="preserve">알렉세이: 올가 페트로브나도 그분이 무서우세요?</w:t>
+      </w:r>
+    </w:p>
+    <w:p>
+      <w:pPr>
+        <w:pStyle w:val="BodyText"/>
+      </w:pPr>
+      <w:r>
+        <w:t xml:space="preserve">올가: 아니요, 존경해요. 그게 더 나빠요. 이리나, 탭을 보여 줘요. 빨간색을 보게요.</w:t>
       </w:r>
     </w:p>
     <w:bookmarkEnd w:id="33"/>
@@ -3287,223 +3287,223 @@
         <w:pStyle w:val="FirstParagraph"/>
       </w:pPr>
       <w:r>
-        <w:t xml:space="preserve">이리나: 「금고」 탭. 1월 — 마이너스 34만. 10월 — 마이너스 390만.</w:t>
-      </w:r>
-    </w:p>
-    <w:p>
-      <w:pPr>
-        <w:pStyle w:val="BodyText"/>
-      </w:pPr>
-      <w:r>
-        <w:t xml:space="preserve">알렉세이: 거의 400만. 본론으로 갑시다. 방법은요?</w:t>
-      </w:r>
-    </w:p>
-    <w:p>
-      <w:pPr>
-        <w:pStyle w:val="BodyText"/>
-      </w:pPr>
-      <w:r>
-        <w:t xml:space="preserve">이리나: 다섯 개 적었어요. 첫째 — 은행. 그리고리예프가 금요일에 거절했어요. 정중하게.</w:t>
-      </w:r>
-    </w:p>
-    <w:p>
-      <w:pPr>
-        <w:pStyle w:val="BodyText"/>
-      </w:pPr>
-      <w:r>
-        <w:t xml:space="preserve">알렉세이: 왜요? 우린 대출을 꼬박꼬박 갚잖아요.</w:t>
-      </w:r>
-    </w:p>
-    <w:p>
-      <w:pPr>
-        <w:pStyle w:val="BodyText"/>
-      </w:pPr>
-      <w:r>
-        <w:t xml:space="preserve">이리나: 당신은 꼬박꼬박 갚죠. 회사는 아무것도 안 팔고요. 그가 그랬어요: 「매출 없이 은행은 꿈에 대출하지 않습니다. 등록증 들고 오시면 우리가 제일 먼저 돈을 드리죠.」 은행은 해가 날 때 우산을 줘요.</w:t>
-      </w:r>
-    </w:p>
-    <w:p>
-      <w:pPr>
-        <w:pStyle w:val="BodyText"/>
-      </w:pPr>
-      <w:r>
-        <w:t xml:space="preserve">올가: 오래된 농담이네요. 그래도 맞는 말이에요.</w:t>
-      </w:r>
-    </w:p>
-    <w:p>
-      <w:pPr>
-        <w:pStyle w:val="BodyText"/>
-      </w:pPr>
-      <w:r>
-        <w:t xml:space="preserve">알렉세이: 두 번째 방법은요?</w:t>
-      </w:r>
-    </w:p>
-    <w:p>
-      <w:pPr>
-        <w:pStyle w:val="BodyText"/>
-      </w:pPr>
-      <w:r>
-        <w:t xml:space="preserve">이리나: 세진. 안 돼요. 윤 대표가 원주에서 직접 말했잖아요.</w:t>
-      </w:r>
-    </w:p>
-    <w:p>
-      <w:pPr>
-        <w:pStyle w:val="BodyText"/>
-      </w:pPr>
-      <w:r>
-        <w:t xml:space="preserve">알렉세이: 말했죠. 「돈은 당신들 일」. 저도 동의해요.</w:t>
-      </w:r>
-    </w:p>
-    <w:p>
-      <w:pPr>
-        <w:pStyle w:val="BodyText"/>
-      </w:pPr>
-      <w:r>
-        <w:t xml:space="preserve">이리나: 셋째 — 투자자. 펀드 두 곳에 연락했어요. 한 곳이 답했어요.</w:t>
-      </w:r>
-    </w:p>
-    <w:p>
-      <w:pPr>
-        <w:pStyle w:val="BodyText"/>
-      </w:pPr>
-      <w:r>
-        <w:t xml:space="preserve">알렉세이: 그래서요?</w:t>
-      </w:r>
-    </w:p>
-    <w:p>
-      <w:pPr>
-        <w:pStyle w:val="BodyText"/>
-      </w:pPr>
-      <w:r>
-        <w:t xml:space="preserve">이리나: 500만에 51퍼센트. 등록 전에. 그리고 대표 선임권.</w:t>
-      </w:r>
-    </w:p>
-    <w:p>
-      <w:pPr>
-        <w:pStyle w:val="BodyText"/>
-      </w:pPr>
-      <w:r>
-        <w:t xml:space="preserve">올가: 그러니까 당신을 당신 회사에서 해고한다는 거네요. 1년에 두 번째. 신기록.</w:t>
-      </w:r>
-    </w:p>
-    <w:p>
-      <w:pPr>
-        <w:pStyle w:val="BodyText"/>
-      </w:pPr>
-      <w:r>
-        <w:t xml:space="preserve">알렉세이: 51퍼센트에 500만. 이거 헐값이잖아요.</w:t>
-      </w:r>
-    </w:p>
-    <w:p>
-      <w:pPr>
-        <w:pStyle w:val="BodyText"/>
-      </w:pPr>
-      <w:r>
-        <w:t xml:space="preserve">올가: 펀드한테는 정당한 가격이에요. 등록증 전엔 회사 가치가 0이에요. 펀드는 회사가 아니라 위험을 사는 거죠. 1년 뒤면 같은 지분이 열 배는 될 거예요. 지금 파는 건 4월에 수확을 파는 거예요.</w:t>
-      </w:r>
-    </w:p>
-    <w:p>
-      <w:pPr>
-        <w:pStyle w:val="BodyText"/>
-      </w:pPr>
-      <w:r>
-        <w:t xml:space="preserve">이리나: 동의해요. 넷째 — 비용 삭감. 이미 잘랐어요.</w:t>
-      </w:r>
-    </w:p>
-    <w:p>
-      <w:pPr>
-        <w:pStyle w:val="BodyText"/>
-      </w:pPr>
-      <w:r>
-        <w:t xml:space="preserve">알렉세이: 뭘요?</w:t>
-      </w:r>
-    </w:p>
-    <w:p>
-      <w:pPr>
-        <w:pStyle w:val="BodyText"/>
-      </w:pPr>
-      <w:r>
-        <w:t xml:space="preserve">이리나: 창고는 못 잘라요. 사무실은 돼요. 두 번째 방을 알리나에게 세 줘요. 번역할 공간이 필요하대요.</w:t>
-      </w:r>
-    </w:p>
-    <w:p>
-      <w:pPr>
-        <w:pStyle w:val="BodyText"/>
-      </w:pPr>
-      <w:r>
-        <w:t xml:space="preserve">올가: 알리나가 옆에 있으면 좋죠. 용어집이 벽 하나 너머에.</w:t>
-      </w:r>
-    </w:p>
-    <w:p>
-      <w:pPr>
-        <w:pStyle w:val="BodyText"/>
-      </w:pPr>
-      <w:r>
-        <w:t xml:space="preserve">알렉세이: 얼마요?</w:t>
-      </w:r>
-    </w:p>
-    <w:p>
-      <w:pPr>
-        <w:pStyle w:val="BodyText"/>
-      </w:pPr>
-      <w:r>
-        <w:t xml:space="preserve">이리나: 3만. 벌써 얘기했어요. 1월 1일부터 좋대요. 물론 계약서로.</w:t>
-      </w:r>
-    </w:p>
-    <w:p>
-      <w:pPr>
-        <w:pStyle w:val="BodyText"/>
-      </w:pPr>
-      <w:r>
-        <w:t xml:space="preserve">알렉세이: 물론이죠. 다섯째는요?</w:t>
-      </w:r>
-    </w:p>
-    <w:p>
-      <w:pPr>
-        <w:pStyle w:val="BodyText"/>
-      </w:pPr>
-      <w:r>
-        <w:t xml:space="preserve">이리나: 다섯째 — 제일 불편한 거예요. 각자 부업을 찾아요. 파트타임. 번 돈은 회사에 대여금으로.</w:t>
-      </w:r>
-    </w:p>
-    <w:p>
-      <w:pPr>
-        <w:pStyle w:val="BodyText"/>
-      </w:pPr>
-      <w:r>
-        <w:t xml:space="preserve">올가: 난 이미 찾았어요. 진단기기 회사 두 곳. 등록 자문. 경쟁사도 아니고 필러도 아니에요.</w:t>
-      </w:r>
-    </w:p>
-    <w:p>
-      <w:pPr>
-        <w:pStyle w:val="BodyText"/>
-      </w:pPr>
-      <w:r>
-        <w:t xml:space="preserve">알렉세이: 선생님이요? 언제 그렇게?</w:t>
-      </w:r>
-    </w:p>
-    <w:p>
-      <w:pPr>
-        <w:pStyle w:val="BodyText"/>
-      </w:pPr>
-      <w:r>
-        <w:t xml:space="preserve">올가: 토요일에요. 내 수준의 등록 담당은 모스크바에 서른 명쯤이에요. 매주 전화가 와요. 전엔 나사였으니까 거절했죠. 이젠 내 파트너한테 담보 대출이 있어요. 월 20만, 주 이틀.</w:t>
-      </w:r>
-    </w:p>
-    <w:p>
-      <w:pPr>
-        <w:pStyle w:val="BodyText"/>
-      </w:pPr>
-      <w:r>
-        <w:t xml:space="preserve">이리나: 저도요. 작은 회사 두 곳 감사. 15만. 저녁마다.</w:t>
-      </w:r>
-    </w:p>
-    <w:p>
-      <w:pPr>
-        <w:pStyle w:val="BodyText"/>
-      </w:pPr>
-      <w:r>
-        <w:t xml:space="preserve">알렉세이: 그럼 나는요? 난 파는 것밖에 못 해요. 그런데 팔 게 없어요.</w:t>
+        <w:t xml:space="preserve">이리나: 이게 「금고」 탭이에요. 1월에 마이너스 34만, 10월까지는 마이너스 390만이에요.</w:t>
+      </w:r>
+    </w:p>
+    <w:p>
+      <w:pPr>
+        <w:pStyle w:val="BodyText"/>
+      </w:pPr>
+      <w:r>
+        <w:t xml:space="preserve">알렉세이: 거의 400만이라… 본론으로 갑시다. 우리한테 어떤 방법이 있어요?</w:t>
+      </w:r>
+    </w:p>
+    <w:p>
+      <w:pPr>
+        <w:pStyle w:val="BodyText"/>
+      </w:pPr>
+      <w:r>
+        <w:t xml:space="preserve">이리나: 다섯 가지를 적었어요. 첫째는 은행인데, 그리고리예프가 금요일에 정중하게 거절했어요.</w:t>
+      </w:r>
+    </w:p>
+    <w:p>
+      <w:pPr>
+        <w:pStyle w:val="BodyText"/>
+      </w:pPr>
+      <w:r>
+        <w:t xml:space="preserve">알렉세이: 왜 거절했어요? 우린 대출을 하루도 안 밀리고 제때 갚잖아요.</w:t>
+      </w:r>
+    </w:p>
+    <w:p>
+      <w:pPr>
+        <w:pStyle w:val="BodyText"/>
+      </w:pPr>
+      <w:r>
+        <w:t xml:space="preserve">이리나: 당신은 제때 갚지만, 회사는 아무것도 안 팔아요. 그가 그랬어요: 「매출 없이 은행은 꿈에 대출하지 않습니다. 등록증 가지고 오세요, 그럼 우리가 제일 먼저 돈을 드리죠.」 은행은 늘 해가 쨍쨍할 때 우산을 줘요.</w:t>
+      </w:r>
+    </w:p>
+    <w:p>
+      <w:pPr>
+        <w:pStyle w:val="BodyText"/>
+      </w:pPr>
+      <w:r>
+        <w:t xml:space="preserve">올가: 오래된 농담이지만, 안타깝게도 아주 정확하죠.</w:t>
+      </w:r>
+    </w:p>
+    <w:p>
+      <w:pPr>
+        <w:pStyle w:val="BodyText"/>
+      </w:pPr>
+      <w:r>
+        <w:t xml:space="preserve">알렉세이: 알겠어요. 그럼 둘째 방법은요?</w:t>
+      </w:r>
+    </w:p>
+    <w:p>
+      <w:pPr>
+        <w:pStyle w:val="BodyText"/>
+      </w:pPr>
+      <w:r>
+        <w:t xml:space="preserve">이리나: 둘째는 서울인데, 답은 「안 된다」예요. 윤 대표님이 원주에서 직접 말씀하셨잖아요.</w:t>
+      </w:r>
+    </w:p>
+    <w:p>
+      <w:pPr>
+        <w:pStyle w:val="BodyText"/>
+      </w:pPr>
+      <w:r>
+        <w:t xml:space="preserve">알렉세이: 네, 「돈은 당신들 일」이라고 하셨죠. 저도 전적으로 동의해요.</w:t>
+      </w:r>
+    </w:p>
+    <w:p>
+      <w:pPr>
+        <w:pStyle w:val="BodyText"/>
+      </w:pPr>
+      <w:r>
+        <w:t xml:space="preserve">이리나: 셋째는 투자자예요. 펀드 두 곳에 편지를 보냈고, 한 곳이 답했어요.</w:t>
+      </w:r>
+    </w:p>
+    <w:p>
+      <w:pPr>
+        <w:pStyle w:val="BodyText"/>
+      </w:pPr>
+      <w:r>
+        <w:t xml:space="preserve">알렉세이: 뭐라고 답했어요? 좋은 내용이면 좋겠는데요.</w:t>
+      </w:r>
+    </w:p>
+    <w:p>
+      <w:pPr>
+        <w:pStyle w:val="BodyText"/>
+      </w:pPr>
+      <w:r>
+        <w:t xml:space="preserve">이리나: 등록 전에 51%에 500만이요. 그리고 대표 선임권까지요.</w:t>
+      </w:r>
+    </w:p>
+    <w:p>
+      <w:pPr>
+        <w:pStyle w:val="BodyText"/>
+      </w:pPr>
+      <w:r>
+        <w:t xml:space="preserve">올가: 그러니까 당신을 당신 회사에서 해고한다는 거예요. 1년에 두 번째로요. 기록이네요.</w:t>
+      </w:r>
+    </w:p>
+    <w:p>
+      <w:pPr>
+        <w:pStyle w:val="BodyText"/>
+      </w:pPr>
+      <w:r>
+        <w:t xml:space="preserve">알렉세이: 51%에 500만이라. 그쪽 입장에선 너무 싼 거잖아요.</w:t>
+      </w:r>
+    </w:p>
+    <w:p>
+      <w:pPr>
+        <w:pStyle w:val="BodyText"/>
+      </w:pPr>
+      <w:r>
+        <w:t xml:space="preserve">올가: 펀드에겐 공정한 가격이에요. 등록증 전엔 회사 가치가 0이니까, 펀드는 회사가 아니라 위험을 사는 거예요. 1년 뒤면 같은 지분이 열 배는 될 거예요. 지금 파는 건 아직 아무것도 자라지 않은 4월에 수확을 파는 거예요.</w:t>
+      </w:r>
+    </w:p>
+    <w:p>
+      <w:pPr>
+        <w:pStyle w:val="BodyText"/>
+      </w:pPr>
+      <w:r>
+        <w:t xml:space="preserve">이리나: 올가 페트로브나 말에 동의해요. 넷째는 비용을 자르는 건데, 이미 좀 잘랐어요.</w:t>
+      </w:r>
+    </w:p>
+    <w:p>
+      <w:pPr>
+        <w:pStyle w:val="BodyText"/>
+      </w:pPr>
+      <w:r>
+        <w:t xml:space="preserve">알렉세이: 정확히 뭘 잘랐어요? 창고는 아니길 바라요.</w:t>
+      </w:r>
+    </w:p>
+    <w:p>
+      <w:pPr>
+        <w:pStyle w:val="BodyText"/>
+      </w:pPr>
+      <w:r>
+        <w:t xml:space="preserve">이리나: 창고는 못 자르지만 사무실은 돼요. 방 하나를 알리나에게 빌려줘요. 번역할 공간이 필요하대요.</w:t>
+      </w:r>
+    </w:p>
+    <w:p>
+      <w:pPr>
+        <w:pStyle w:val="BodyText"/>
+      </w:pPr>
+      <w:r>
+        <w:t xml:space="preserve">올가: 알리나가 옆에 있으면 좋죠. 용어집이 바로 벽 너머에 있게 되니까.</w:t>
+      </w:r>
+    </w:p>
+    <w:p>
+      <w:pPr>
+        <w:pStyle w:val="BodyText"/>
+      </w:pPr>
+      <w:r>
+        <w:t xml:space="preserve">알렉세이: 그 방 값으로 알리나가 얼마를 내요?</w:t>
+      </w:r>
+    </w:p>
+    <w:p>
+      <w:pPr>
+        <w:pStyle w:val="BodyText"/>
+      </w:pPr>
+      <w:r>
+        <w:t xml:space="preserve">이리나: 한 달에 3만이요. 이미 얘기했고, 1월 1일부터 하기로 했어요. 물론 계약서로요.</w:t>
+      </w:r>
+    </w:p>
+    <w:p>
+      <w:pPr>
+        <w:pStyle w:val="BodyText"/>
+      </w:pPr>
+      <w:r>
+        <w:t xml:space="preserve">알렉세이: 물론 계약서로죠. 그럼 다섯째 방법은 뭐예요?</w:t>
+      </w:r>
+    </w:p>
+    <w:p>
+      <w:pPr>
+        <w:pStyle w:val="BodyText"/>
+      </w:pPr>
+      <w:r>
+        <w:t xml:space="preserve">이리나: 다섯째가 제일 불편해요. 각자 파트타임 부업을 찾고, 번 돈은 회사에 대여금으로 넣는 거예요.</w:t>
+      </w:r>
+    </w:p>
+    <w:p>
+      <w:pPr>
+        <w:pStyle w:val="BodyText"/>
+      </w:pPr>
+      <w:r>
+        <w:t xml:space="preserve">올가: 난 이미 찾았어요. 진단기기 회사 두 곳, 등록 자문이에요. 경쟁사도 아니고 필러도 아니에요.</w:t>
+      </w:r>
+    </w:p>
+    <w:p>
+      <w:pPr>
+        <w:pStyle w:val="BodyText"/>
+      </w:pPr>
+      <w:r>
+        <w:t xml:space="preserve">알렉세이: 벌써 찾으셨어요? 언제 그렇게 하셨어요, 올가 페트로브나?</w:t>
+      </w:r>
+    </w:p>
+    <w:p>
+      <w:pPr>
+        <w:pStyle w:val="BodyText"/>
+      </w:pPr>
+      <w:r>
+        <w:t xml:space="preserve">올가: 토요일에요. 내 수준의 등록 담당은 모스크바에 서른 명쯤이고, 매주 전화가 와요. 전엔 나사였으니까 거절했죠. 그런데 이젠 내 파트너한테 담보 대출이 있어요. 주 이틀에 월 20만이에요.</w:t>
+      </w:r>
+    </w:p>
+    <w:p>
+      <w:pPr>
+        <w:pStyle w:val="BodyText"/>
+      </w:pPr>
+      <w:r>
+        <w:t xml:space="preserve">이리나: 저도 찾았어요. 작은 회사 두 곳 감사, 15만, 저녁마다요.</w:t>
+      </w:r>
+    </w:p>
+    <w:p>
+      <w:pPr>
+        <w:pStyle w:val="BodyText"/>
+      </w:pPr>
+      <w:r>
+        <w:t xml:space="preserve">알렉세이: 그럼 저는 뭘 해요? 전 파는 것밖에 못 하는데, 지금은 팔 게 없어요.</w:t>
       </w:r>
     </w:p>
     <w:p>
@@ -3519,47 +3519,47 @@
         <w:pStyle w:val="BodyText"/>
       </w:pPr>
       <w:r>
-        <w:t xml:space="preserve">알렉세이: 파는 게 아니라 가르치는 거죠. 잠깐요, 전화. 카탸 스미르노바.</w:t>
-      </w:r>
-    </w:p>
-    <w:p>
-      <w:pPr>
-        <w:pStyle w:val="BodyText"/>
-      </w:pPr>
-      <w:r>
-        <w:t xml:space="preserve">카탸: 료샤, 안녕! 새해 미리 축하해. 있잖아, 일이 하나 있어. 급한 거.</w:t>
-      </w:r>
-    </w:p>
-    <w:p>
-      <w:pPr>
-        <w:pStyle w:val="BodyText"/>
-      </w:pPr>
-      <w:r>
-        <w:t xml:space="preserve">알렉세이: 안녕, 카탸. 본론부터. 지금 회의 중이야.</w:t>
-      </w:r>
-    </w:p>
-    <w:p>
-      <w:pPr>
-        <w:pStyle w:val="BodyText"/>
-      </w:pPr>
-      <w:r>
-        <w:t xml:space="preserve">카탸: 심장약 회사가 신입 영업 사원 트레이너를 찾아. 석 달, 주 사흘. 18만. 너보다 나은 트레이너는 모른다고 했어. 그리고 말해 뒀어: 「교육 여행」은 절대 없다고. 네 소치 기억하거든.</w:t>
-      </w:r>
-    </w:p>
-    <w:p>
-      <w:pPr>
-        <w:pStyle w:val="BodyText"/>
-      </w:pPr>
-      <w:r>
-        <w:t xml:space="preserve">알렉세이: 카탸, 네가 날 살렸다. 할게. 계약서 보내 줘.</w:t>
-      </w:r>
-    </w:p>
-    <w:p>
-      <w:pPr>
-        <w:pStyle w:val="BodyText"/>
-      </w:pPr>
-      <w:r>
-        <w:t xml:space="preserve">카탸: 벌써 보냈어. 너 늘 묻잖아: 「서류는요?」 아, 아니다, 그건 벨로바구나.</w:t>
+        <w:t xml:space="preserve">알렉세이: 파는 게 아니라 가르치는 거라… 잠깐만요, 전화 왔어요. 카탸 스미르노바예요.</w:t>
+      </w:r>
+    </w:p>
+    <w:p>
+      <w:pPr>
+        <w:pStyle w:val="BodyText"/>
+      </w:pPr>
+      <w:r>
+        <w:t xml:space="preserve">카탸: 료샤, 안녕! 새해 미리 축하해! 있잖아, 급한 일이 있어.</w:t>
+      </w:r>
+    </w:p>
+    <w:p>
+      <w:pPr>
+        <w:pStyle w:val="BodyText"/>
+      </w:pPr>
+      <w:r>
+        <w:t xml:space="preserve">알렉세이: 안녕, 카탸, 너도 새해 축하해. 본론으로 가자, 지금 회의 중이야.</w:t>
+      </w:r>
+    </w:p>
+    <w:p>
+      <w:pPr>
+        <w:pStyle w:val="BodyText"/>
+      </w:pPr>
+      <w:r>
+        <w:t xml:space="preserve">카탸: 심장 질환 제약사가 신입 영업 사원 트레이너를 찾아. 석 달, 주 사흘, 18만. 너보다 나은 트레이너는 모른다고 했어. 그리고 「교육 여행」은 절대 없다고도 말했어. 네 소치 일 잘 기억하거든.</w:t>
+      </w:r>
+    </w:p>
+    <w:p>
+      <w:pPr>
+        <w:pStyle w:val="BodyText"/>
+      </w:pPr>
+      <w:r>
+        <w:t xml:space="preserve">알렉세이: 카탸, 네가 날 살렸다. 할게, 계약서 보내 줘.</w:t>
+      </w:r>
+    </w:p>
+    <w:p>
+      <w:pPr>
+        <w:pStyle w:val="BodyText"/>
+      </w:pPr>
+      <w:r>
+        <w:t xml:space="preserve">카탸: 벌써 보냈어. 너 늘 「서류는 어디 있어요?」 하고 묻잖아. 아, 아니다, 그건 벨로바 말이지.</w:t>
       </w:r>
     </w:p>
     <w:bookmarkEnd w:id="34"/>
@@ -3577,15 +3577,15 @@
         <w:pStyle w:val="FirstParagraph"/>
       </w:pPr>
       <w:r>
-        <w:t xml:space="preserve">스타스: 형제! 이게 얼마 만이야! 뭐, 거의 1년. 내가 그랬지: 1년 뒤에 나 생각날 거라고.</w:t>
-      </w:r>
-    </w:p>
-    <w:p>
-      <w:pPr>
-        <w:pStyle w:val="BodyText"/>
-      </w:pPr>
-      <w:r>
-        <w:t xml:space="preserve">알렉세이: 오늘 나한테 세 번 전화한 건 너야, 스타스. 본론부터. 한 시간 있어.</w:t>
+        <w:t xml:space="preserve">스타스: 형제! 이게 얼마 만이야! 뭐, 거의 1년이지. 1년 지나면 날 떠올릴 거라고 했잖아.</w:t>
+      </w:r>
+    </w:p>
+    <w:p>
+      <w:pPr>
+        <w:pStyle w:val="BodyText"/>
+      </w:pPr>
+      <w:r>
+        <w:t xml:space="preserve">알렉세이: 오늘 나한테 세 번 전화한 건 너야, 스타스. 본론으로 가자, 한 시간밖에 없어.</w:t>
       </w:r>
     </w:p>
     <w:p>
@@ -3601,7 +3601,7 @@
         <w:pStyle w:val="BodyText"/>
       </w:pPr>
       <w:r>
-        <w:t xml:space="preserve">알렉세이: 3천5백 개. 어떻게 알아?</w:t>
+        <w:t xml:space="preserve">알렉세이: 5천이 아니라 3천5백 개야. 그리고 그걸 어떻게 알아?</w:t>
       </w:r>
     </w:p>
     <w:p>
@@ -3617,191 +3617,191 @@
         <w:pStyle w:val="BodyText"/>
       </w:pPr>
       <w:r>
-        <w:t xml:space="preserve">알렉세이: 그래서 원하는 게 뭐야?</w:t>
-      </w:r>
-    </w:p>
-    <w:p>
-      <w:pPr>
-        <w:pStyle w:val="BodyText"/>
-      </w:pPr>
-      <w:r>
-        <w:t xml:space="preserve">스타스: 전부 사겠다. 3천5백 개. 개당 5천 루블. 현금. 내일.</w:t>
-      </w:r>
-    </w:p>
-    <w:p>
-      <w:pPr>
-        <w:pStyle w:val="BodyText"/>
-      </w:pPr>
-      <w:r>
-        <w:t xml:space="preserve">알렉세이: 현금으로 1,750만?</w:t>
-      </w:r>
-    </w:p>
-    <w:p>
-      <w:pPr>
-        <w:pStyle w:val="BodyText"/>
-      </w:pPr>
-      <w:r>
-        <w:t xml:space="preserve">스타스: 1,750만. 가방에. 통관은 내가 맡을게. 사람들이 있거든. 넌 창고에 갈 필요도 없어. 대출 갚고, 아가씨들 월급 주고, 편하게 자면 돼.</w:t>
-      </w:r>
-    </w:p>
-    <w:p>
-      <w:pPr>
-        <w:pStyle w:val="BodyText"/>
-      </w:pPr>
-      <w:r>
-        <w:t xml:space="preserve">알렉세이: 그 제품은 등록이 안 됐어. 러시아에서 팔 수 없어.</w:t>
-      </w:r>
-    </w:p>
-    <w:p>
-      <w:pPr>
-        <w:pStyle w:val="BodyText"/>
-      </w:pPr>
-      <w:r>
-        <w:t xml:space="preserve">스타스: 형제, 등록은 종이 쪼가리야. 우리 마스터들은 종이 없이 3년째 놓고 있어.</w:t>
-      </w:r>
-    </w:p>
-    <w:p>
-      <w:pPr>
-        <w:pStyle w:val="BodyText"/>
-      </w:pPr>
-      <w:r>
-        <w:t xml:space="preserve">알렉세이: 네 마스터들은 의사가 아니야.</w:t>
-      </w:r>
-    </w:p>
-    <w:p>
-      <w:pPr>
-        <w:pStyle w:val="BodyText"/>
-      </w:pPr>
-      <w:r>
-        <w:t xml:space="preserve">스타스: 대신 손님들은 만족해. 현금도 내고. 너도 계산해 봤잖아: 금고가 비었다는 거.</w:t>
-      </w:r>
-    </w:p>
-    <w:p>
-      <w:pPr>
-        <w:pStyle w:val="BodyText"/>
-      </w:pPr>
-      <w:r>
-        <w:t xml:space="preserve">알렉세이: 금고 얘긴 어떻게 알아?</w:t>
-      </w:r>
-    </w:p>
-    <w:p>
-      <w:pPr>
-        <w:pStyle w:val="BodyText"/>
-      </w:pPr>
-      <w:r>
-        <w:t xml:space="preserve">스타스: 몰라. 보이는 거지. 너 메뉴에서 제일 싼 커피 마시잖아. 1년 전엔 카푸치노였는데. 배고픈 사람은 늘 싼 걸 시켜. 나 시장에서 20년이야, 형제. 배고픈 사람은 보여.</w:t>
-      </w:r>
-    </w:p>
-    <w:p>
-      <w:pPr>
-        <w:pStyle w:val="BodyText"/>
-      </w:pPr>
-      <w:r>
-        <w:t xml:space="preserve">알렉세이: 그렇다 치자. 난 배고파. 그래도 바보는 아니야.</w:t>
-      </w:r>
-    </w:p>
-    <w:p>
-      <w:pPr>
-        <w:pStyle w:val="BodyText"/>
-      </w:pPr>
-      <w:r>
-        <w:t xml:space="preserve">스타스: 아무도 몰라. 로트 번호는 지우고. 상자는 쓰레기통에.</w:t>
-      </w:r>
-    </w:p>
-    <w:p>
-      <w:pPr>
-        <w:pStyle w:val="BodyText"/>
-      </w:pPr>
-      <w:r>
-        <w:t xml:space="preserve">알렉세이: 번호는 지우겠지. 환자는 못 지워. 결절이 생기면 그 사람은 의사한테 갈 거야.</w:t>
-      </w:r>
-    </w:p>
-    <w:p>
-      <w:pPr>
-        <w:pStyle w:val="BodyText"/>
-      </w:pPr>
-      <w:r>
-        <w:t xml:space="preserve">스타스: 결절이면 마스터한테 가지. 마스터는 「원래 그래요」 해. 늘 그렇게 말해.</w:t>
-      </w:r>
-    </w:p>
-    <w:p>
-      <w:pPr>
-        <w:pStyle w:val="BodyText"/>
-      </w:pPr>
-      <w:r>
-        <w:t xml:space="preserve">알렉세이: 그래서 안 돼. 「원래 그래요」가 얼마짜린지 알아? 우리 이름, 원주 공장의 이름, 우리 할머니의 이름. 넌 팔 수 없는 걸 1,750만에 사겠다는 거야.</w:t>
-      </w:r>
-    </w:p>
-    <w:p>
-      <w:pPr>
-        <w:pStyle w:val="BodyText"/>
-      </w:pPr>
-      <w:r>
-        <w:t xml:space="preserve">스타스: 할머니? 형제, 진심이야? 할머니가 대출 갚아 주냐.</w:t>
-      </w:r>
-    </w:p>
-    <w:p>
-      <w:pPr>
-        <w:pStyle w:val="BodyText"/>
-      </w:pPr>
-      <w:r>
-        <w:t xml:space="preserve">알렉세이: 안 갚아 주지. 그래도 할머닌 40년 동안 서류 없이 아무것도 놓지 않았어.</w:t>
-      </w:r>
-    </w:p>
-    <w:p>
-      <w:pPr>
-        <w:pStyle w:val="BodyText"/>
-      </w:pPr>
-      <w:r>
-        <w:t xml:space="preserve">스타스: 좋아. 2천만. 마지막 제안. 개당 거의 6천.</w:t>
-      </w:r>
-    </w:p>
-    <w:p>
-      <w:pPr>
-        <w:pStyle w:val="BodyText"/>
-      </w:pPr>
-      <w:r>
-        <w:t xml:space="preserve">알렉세이: 가격 문제가 아니야. 그리고 난 두 번째 서명 없이 못 팔아. 그게 우리 계약이야.</w:t>
-      </w:r>
-    </w:p>
-    <w:p>
-      <w:pPr>
-        <w:pStyle w:val="BodyText"/>
-      </w:pPr>
-      <w:r>
-        <w:t xml:space="preserve">스타스: 벨로바 서명? 그 감사인? 가방 보면 동의할걸.</w:t>
-      </w:r>
-    </w:p>
-    <w:p>
-      <w:pPr>
-        <w:pStyle w:val="BodyText"/>
-      </w:pPr>
-      <w:r>
-        <w:t xml:space="preserve">알렉세이: 가방 보면 그만둘 거야. 1항: 현금 금지. 2항: 의사에게만. 3항: 등록증 전엔 아무것도. 내 규칙이 아니라 우리 규칙이고, 네가 오기 전에 이미 적어 둔 거야.</w:t>
-      </w:r>
-    </w:p>
-    <w:p>
-      <w:pPr>
-        <w:pStyle w:val="BodyText"/>
-      </w:pPr>
-      <w:r>
-        <w:t xml:space="preserve">스타스: 적어 뒀다. 멋지네. 그래 두고 보자, 형제. 새해, 1월, 2월. 50일 — 그럼 네가 먼저 전화할 거야.</w:t>
-      </w:r>
-    </w:p>
-    <w:p>
-      <w:pPr>
-        <w:pStyle w:val="BodyText"/>
-      </w:pPr>
-      <w:r>
-        <w:t xml:space="preserve">알렉세이: 안 해. 커피값은 내가 낼게. 제일 싼 거라도.</w:t>
-      </w:r>
-    </w:p>
-    <w:p>
-      <w:pPr>
-        <w:pStyle w:val="BodyText"/>
-      </w:pPr>
-      <w:r>
-        <w:t xml:space="preserve">스타스: 내라. 명함 두고 간다. 번호는 1년 전이랑 같아.</w:t>
+        <w:t xml:space="preserve">알렉세이: 알겠다. 그래서 이번엔 나한테 원하는 게 뭐야?</w:t>
+      </w:r>
+    </w:p>
+    <w:p>
+      <w:pPr>
+        <w:pStyle w:val="BodyText"/>
+      </w:pPr>
+      <w:r>
+        <w:t xml:space="preserve">스타스: 전부 사겠다. 3천5백 개, 개당 5천 루블. 현금으로, 당장 내일.</w:t>
+      </w:r>
+    </w:p>
+    <w:p>
+      <w:pPr>
+        <w:pStyle w:val="BodyText"/>
+      </w:pPr>
+      <w:r>
+        <w:t xml:space="preserve">알렉세이: 현금으로 1,750만? 지금 진심이야?</w:t>
+      </w:r>
+    </w:p>
+    <w:p>
+      <w:pPr>
+        <w:pStyle w:val="BodyText"/>
+      </w:pPr>
+      <w:r>
+        <w:t xml:space="preserve">스타스: 완전 진심이지. 가방에 1,750만, 통관은 내가 맡아. 사람들이 있거든. 넌 창고에 갈 필요도 없어. 대출 갚고, 아가씨들 월급 주고, 아기처럼 편히 자는 거지.</w:t>
+      </w:r>
+    </w:p>
+    <w:p>
+      <w:pPr>
+        <w:pStyle w:val="BodyText"/>
+      </w:pPr>
+      <w:r>
+        <w:t xml:space="preserve">알렉세이: 하지만 그 물건은 등록이 안 돼서 러시아에서 팔면 안 돼.</w:t>
+      </w:r>
+    </w:p>
+    <w:p>
+      <w:pPr>
+        <w:pStyle w:val="BodyText"/>
+      </w:pPr>
+      <w:r>
+        <w:t xml:space="preserve">스타스: 형제, 등록은 그냥 종이 쪼가리야. 우리 시술사들은 종이 없이 벌써 3년째 놓고 있어.</w:t>
+      </w:r>
+    </w:p>
+    <w:p>
+      <w:pPr>
+        <w:pStyle w:val="BodyText"/>
+      </w:pPr>
+      <w:r>
+        <w:t xml:space="preserve">알렉세이: 네 시술사들은 의사가 아니야. 너도 잘 알잖아.</w:t>
+      </w:r>
+    </w:p>
+    <w:p>
+      <w:pPr>
+        <w:pStyle w:val="BodyText"/>
+      </w:pPr>
+      <w:r>
+        <w:t xml:space="preserve">스타스: 대신 손님들은 만족하고 현금으로 내지. 그리고 네 금고가 빈 건 너도 계산해 봤잖아.</w:t>
+      </w:r>
+    </w:p>
+    <w:p>
+      <w:pPr>
+        <w:pStyle w:val="BodyText"/>
+      </w:pPr>
+      <w:r>
+        <w:t xml:space="preserve">알렉세이: 잠깐, 우리 금고 얘기는 어떻게 알아?</w:t>
+      </w:r>
+    </w:p>
+    <w:p>
+      <w:pPr>
+        <w:pStyle w:val="BodyText"/>
+      </w:pPr>
+      <w:r>
+        <w:t xml:space="preserve">스타스: 아는 게 아니라 보이는 거야. 넌 메뉴에서 제일 싼 커피를 마셔. 1년 전엔 카푸치노였지. 배고픈 사람은 늘 싼 걸 시켜. 시장에서 20년이야, 형제. 배고픈 사람은 첫눈에 알아봐.</w:t>
+      </w:r>
+    </w:p>
+    <w:p>
+      <w:pPr>
+        <w:pStyle w:val="BodyText"/>
+      </w:pPr>
+      <w:r>
+        <w:t xml:space="preserve">알렉세이: 그래, 내가 배고프다고 치자. 그래도 난 바보는 아니야, 스타스.</w:t>
+      </w:r>
+    </w:p>
+    <w:p>
+      <w:pPr>
+        <w:pStyle w:val="BodyText"/>
+      </w:pPr>
+      <w:r>
+        <w:t xml:space="preserve">스타스: 아무도 몰라. 로트 번호는 지우고 상자는 쓰레기통에 버리면 돼.</w:t>
+      </w:r>
+    </w:p>
+    <w:p>
+      <w:pPr>
+        <w:pStyle w:val="BodyText"/>
+      </w:pPr>
+      <w:r>
+        <w:t xml:space="preserve">알렉세이: 번호는 지울 수 있어도 환자는 못 지워. 결절이 생기면 의사한테 갈 거야.</w:t>
+      </w:r>
+    </w:p>
+    <w:p>
+      <w:pPr>
+        <w:pStyle w:val="BodyText"/>
+      </w:pPr>
+      <w:r>
+        <w:t xml:space="preserve">스타스: 결절 생기면 시술사한테 오지. 시술사는 「원래 그래요」라고 할 거고. 늘 그렇게 말해.</w:t>
+      </w:r>
+    </w:p>
+    <w:p>
+      <w:pPr>
+        <w:pStyle w:val="BodyText"/>
+      </w:pPr>
+      <w:r>
+        <w:t xml:space="preserve">알렉세이: 바로 그래서 안 돼. 그 「원래 그래요」가 얼마짜리인지 알아? 우리 이름, 원주 공장의 이름, 우리 할머니의 이름이야. 넌 돈으로 절대 안 팔리는 걸 1,750만에 사겠다는 거야.</w:t>
+      </w:r>
+    </w:p>
+    <w:p>
+      <w:pPr>
+        <w:pStyle w:val="BodyText"/>
+      </w:pPr>
+      <w:r>
+        <w:t xml:space="preserve">스타스: 할머니? 형제, 진심이야? 할머니가 네 대출 갚아 주냐?</w:t>
+      </w:r>
+    </w:p>
+    <w:p>
+      <w:pPr>
+        <w:pStyle w:val="BodyText"/>
+      </w:pPr>
+      <w:r>
+        <w:t xml:space="preserve">알렉세이: 안 갚아 주시지. 하지만 할머니는 40년 동안 서류 없인 아무것도 안 놓으셨어.</w:t>
+      </w:r>
+    </w:p>
+    <w:p>
+      <w:pPr>
+        <w:pStyle w:val="BodyText"/>
+      </w:pPr>
+      <w:r>
+        <w:t xml:space="preserve">스타스: 좋아, 2천만. 이게 마지막 제안이야. 주사기 하나에 거의 6천이야.</w:t>
+      </w:r>
+    </w:p>
+    <w:p>
+      <w:pPr>
+        <w:pStyle w:val="BodyText"/>
+      </w:pPr>
+      <w:r>
+        <w:t xml:space="preserve">알렉세이: 가격 문제가 아니야. 두 번째 서명 없인 아무것도 못 팔아. 그게 우리 협약이야.</w:t>
+      </w:r>
+    </w:p>
+    <w:p>
+      <w:pPr>
+        <w:pStyle w:val="BodyText"/>
+      </w:pPr>
+      <w:r>
+        <w:t xml:space="preserve">스타스: 벨로바 서명? 그 감사관 여자? 가방 보면 동의할걸.</w:t>
+      </w:r>
+    </w:p>
+    <w:p>
+      <w:pPr>
+        <w:pStyle w:val="BodyText"/>
+      </w:pPr>
+      <w:r>
+        <w:t xml:space="preserve">알렉세이: 가방 보면 그만둘 거야. 1조, 현금 금지. 2조, 의사에게만. 3조, 등록증 전엔 아무것도 안 함. 이건 내 규칙이 아니라 우리 규칙이야. 그리고 네가 가방 들고 오기 전에 이미 적혀 있었어.</w:t>
+      </w:r>
+    </w:p>
+    <w:p>
+      <w:pPr>
+        <w:pStyle w:val="BodyText"/>
+      </w:pPr>
+      <w:r>
+        <w:t xml:space="preserve">스타스: 적혀 있다라. 멋지네. 두고 봐, 형제. 새해, 1월, 2월. 50일이면 네가 먼저 전화할 거야.</w:t>
+      </w:r>
+    </w:p>
+    <w:p>
+      <w:pPr>
+        <w:pStyle w:val="BodyText"/>
+      </w:pPr>
+      <w:r>
+        <w:t xml:space="preserve">알렉세이: 안 해. 그리고 커피값은 내가 낼게. 제일 싼 거라도.</w:t>
+      </w:r>
+    </w:p>
+    <w:p>
+      <w:pPr>
+        <w:pStyle w:val="BodyText"/>
+      </w:pPr>
+      <w:r>
+        <w:t xml:space="preserve">스타스: 내든가. 명함은 두고 갈게. 번호는 1년 전이랑 같아.</w:t>
       </w:r>
     </w:p>
     <w:p>
@@ -3827,199 +3827,199 @@
         <w:pStyle w:val="FirstParagraph"/>
       </w:pPr>
       <w:r>
-        <w:t xml:space="preserve">올가: 귤, 올리비에 샐러드, 샴페인. 이리나, 이거 다 계좌 이체예요?</w:t>
-      </w:r>
-    </w:p>
-    <w:p>
-      <w:pPr>
-        <w:pStyle w:val="BodyText"/>
-      </w:pPr>
-      <w:r>
-        <w:t xml:space="preserve">이리나: 귤은 계좌 이체. 올리비에는 엄마. 엄마는 비용이 아니에요.</w:t>
-      </w:r>
-    </w:p>
-    <w:p>
-      <w:pPr>
-        <w:pStyle w:val="BodyText"/>
-      </w:pPr>
-      <w:r>
-        <w:t xml:space="preserve">올가: 적었어요. 알렉세이 니콜라예비치, 저녁 내내 말이 없네요. 무슨 일이에요?</w:t>
-      </w:r>
-    </w:p>
-    <w:p>
-      <w:pPr>
-        <w:pStyle w:val="BodyText"/>
-      </w:pPr>
-      <w:r>
-        <w:t xml:space="preserve">알렉세이: 할 말이 있어요. 23일에 스타스를 만났어요.</w:t>
-      </w:r>
-    </w:p>
-    <w:p>
-      <w:pPr>
-        <w:pStyle w:val="BodyText"/>
-      </w:pPr>
-      <w:r>
-        <w:t xml:space="preserve">이리나: 스타스요? 원주에서 그 사람? 여행 가방 들고 다니던?</w:t>
-      </w:r>
-    </w:p>
-    <w:p>
-      <w:pPr>
-        <w:pStyle w:val="BodyText"/>
-      </w:pPr>
-      <w:r>
-        <w:t xml:space="preserve">알렉세이: 그 사람이요. 현금 2천만을 제안했어요. 창고 전부에.</w:t>
-      </w:r>
-    </w:p>
-    <w:p>
-      <w:pPr>
-        <w:pStyle w:val="BodyText"/>
-      </w:pPr>
-      <w:r>
-        <w:t xml:space="preserve">올가: 그런데 여드레 동안 말을 안 했군요.</w:t>
-      </w:r>
-    </w:p>
-    <w:p>
-      <w:pPr>
-        <w:pStyle w:val="BodyText"/>
-      </w:pPr>
-      <w:r>
-        <w:t xml:space="preserve">알렉세이: 여드레요. 10초 동안 계산을 했거든요. 대출, 두 분 급여, 10월까지 창고비. 그러다 코르닐로바의 결절이 떠올랐어요. 그래도 10초는 있었어요. 루스탐한테서 이 얘길 듣게 하고 싶지 않았어요.</w:t>
-      </w:r>
-    </w:p>
-    <w:p>
-      <w:pPr>
-        <w:pStyle w:val="BodyText"/>
-      </w:pPr>
-      <w:r>
-        <w:t xml:space="preserve">이리나: 나라도 계산했을 거예요. 계산은 범죄가 아니에요. 범죄는 서명이죠.</w:t>
-      </w:r>
-    </w:p>
-    <w:p>
-      <w:pPr>
-        <w:pStyle w:val="BodyText"/>
-      </w:pPr>
-      <w:r>
-        <w:t xml:space="preserve">올가: 그리고 당신은 서명 안 했어요. 그리고 직접 말했죠. 그게 우리와 스타스의 차이예요.</w:t>
-      </w:r>
-    </w:p>
-    <w:p>
-      <w:pPr>
-        <w:pStyle w:val="BodyText"/>
-      </w:pPr>
-      <w:r>
-        <w:t xml:space="preserve">알렉세이: 그가 그랬어요: 배고픈 사람은 오래 자존심을 못 지킨다고.</w:t>
-      </w:r>
-    </w:p>
-    <w:p>
-      <w:pPr>
-        <w:pStyle w:val="BodyText"/>
-      </w:pPr>
-      <w:r>
-        <w:t xml:space="preserve">이리나: 그럼 배고프지 않으면 되죠. 계산했어요. 여기 종이요.</w:t>
-      </w:r>
-    </w:p>
-    <w:p>
-      <w:pPr>
-        <w:pStyle w:val="BodyText"/>
-      </w:pPr>
-      <w:r>
-        <w:t xml:space="preserve">알렉세이: 소리 내서 읽어 줘요. 기업 협약처럼.</w:t>
-      </w:r>
-    </w:p>
-    <w:p>
-      <w:pPr>
-        <w:pStyle w:val="BodyText"/>
-      </w:pPr>
-      <w:r>
-        <w:t xml:space="preserve">이리나: 회사 비용 — 38만 5천. 알리나 빼면 — 3만. 남는 건 월 35만 5천. 올가 페트로브나 대여금 — 20만, 내 거 — 15만. 합계 35만. 당신 대출은 카탸 돈으로 갚아요.</w:t>
-      </w:r>
-    </w:p>
-    <w:p>
-      <w:pPr>
-        <w:pStyle w:val="BodyText"/>
-      </w:pPr>
-      <w:r>
-        <w:t xml:space="preserve">알렉세이: 한 달에 5천이 모자라네요.</w:t>
-      </w:r>
-    </w:p>
-    <w:p>
-      <w:pPr>
-        <w:pStyle w:val="BodyText"/>
-      </w:pPr>
-      <w:r>
-        <w:t xml:space="preserve">올가: 5천은 귤값이에요. 귤은 내가 사요.</w:t>
-      </w:r>
-    </w:p>
-    <w:p>
-      <w:pPr>
-        <w:pStyle w:val="BodyText"/>
-      </w:pPr>
-      <w:r>
-        <w:t xml:space="preserve">이리나: 전부 설립자 대여금으로 처리해요. 1월 3일 의사록. 서명해서.</w:t>
-      </w:r>
-    </w:p>
-    <w:p>
-      <w:pPr>
-        <w:pStyle w:val="BodyText"/>
-      </w:pPr>
-      <w:r>
-        <w:t xml:space="preserve">알렉세이: 새해에도 의사록이네요.</w:t>
-      </w:r>
-    </w:p>
-    <w:p>
-      <w:pPr>
-        <w:pStyle w:val="BodyText"/>
-      </w:pPr>
-      <w:r>
-        <w:t xml:space="preserve">이리나: 새해라서 더더욱. 12시 20분 전. 종이와 펜은 탁자 위에.</w:t>
-      </w:r>
-    </w:p>
-    <w:p>
-      <w:pPr>
-        <w:pStyle w:val="BodyText"/>
-      </w:pPr>
-      <w:r>
-        <w:t xml:space="preserve">올가: 러시아 전통이에요. 소원을 적고, 태우고, 재를 샴페인에 넣고, 종이 울리는 동안 마셔요.</w:t>
-      </w:r>
-    </w:p>
-    <w:p>
-      <w:pPr>
-        <w:pStyle w:val="BodyText"/>
-      </w:pPr>
-      <w:r>
-        <w:t xml:space="preserve">알렉세이: 올가 페트로브나, 등록 담당이시잖아요. 소원을 믿으세요?</w:t>
-      </w:r>
-    </w:p>
-    <w:p>
-      <w:pPr>
-        <w:pStyle w:val="BodyText"/>
-      </w:pPr>
-      <w:r>
-        <w:t xml:space="preserve">올가: 소원은 안 믿어요. 기한은 믿죠. 난 소원 말고 날짜를 써요.</w:t>
-      </w:r>
-    </w:p>
-    <w:p>
-      <w:pPr>
-        <w:pStyle w:val="BodyText"/>
-      </w:pPr>
-      <w:r>
-        <w:t xml:space="preserve">이리나: 난 숫자를 써요. 플러스. 아무거나. 1루블이라도.</w:t>
-      </w:r>
-    </w:p>
-    <w:p>
-      <w:pPr>
-        <w:pStyle w:val="BodyText"/>
-      </w:pPr>
-      <w:r>
-        <w:t xml:space="preserve">알렉세이: 난 한 단어를 써요. 「등록증」. 열둘, 열하나… 불 붙여요!</w:t>
-      </w:r>
-    </w:p>
-    <w:p>
-      <w:pPr>
-        <w:pStyle w:val="BodyText"/>
-      </w:pPr>
-      <w:r>
-        <w:t xml:space="preserve">올가: 새해 복 많이 받아요, 파트너들. 재랑 같이 마셔요. 몸에 좋아요. 20년 검증됐어요.</w:t>
+        <w:t xml:space="preserve">올가: 귤, 올리비에 샐러드, 샴페인. 이리나, 이것도 다 계좌 이체로 결제했어요?</w:t>
+      </w:r>
+    </w:p>
+    <w:p>
+      <w:pPr>
+        <w:pStyle w:val="BodyText"/>
+      </w:pPr>
+      <w:r>
+        <w:t xml:space="preserve">이리나: 귤은 계좌 이체고, 올리비에는 엄마가 만들었어요. 엄마는 비용이 아니에요.</w:t>
+      </w:r>
+    </w:p>
+    <w:p>
+      <w:pPr>
+        <w:pStyle w:val="BodyText"/>
+      </w:pPr>
+      <w:r>
+        <w:t xml:space="preserve">올가: 적었어요. 알렉세이 니콜라예비치, 저녁 내내 말이 없네요. 무슨 일 있어요?</w:t>
+      </w:r>
+    </w:p>
+    <w:p>
+      <w:pPr>
+        <w:pStyle w:val="BodyText"/>
+      </w:pPr>
+      <w:r>
+        <w:t xml:space="preserve">알렉세이: 네. 드릴 말씀이 있어요. 23일에 스타스를 만났어요.</w:t>
+      </w:r>
+    </w:p>
+    <w:p>
+      <w:pPr>
+        <w:pStyle w:val="BodyText"/>
+      </w:pPr>
+      <w:r>
+        <w:t xml:space="preserve">이리나: 스타스요? 원주의 그 사람, 여행 가방 들고 다니던?</w:t>
+      </w:r>
+    </w:p>
+    <w:p>
+      <w:pPr>
+        <w:pStyle w:val="BodyText"/>
+      </w:pPr>
+      <w:r>
+        <w:t xml:space="preserve">알렉세이: 네, 그 사람이요. 창고 전체를 현금 2천만에 사겠다고 했어요.</w:t>
+      </w:r>
+    </w:p>
+    <w:p>
+      <w:pPr>
+        <w:pStyle w:val="BodyText"/>
+      </w:pPr>
+      <w:r>
+        <w:t xml:space="preserve">올가: 그런데 꼬박 8일 동안 말을 안 했어요? 왜요?</w:t>
+      </w:r>
+    </w:p>
+    <w:p>
+      <w:pPr>
+        <w:pStyle w:val="BodyText"/>
+      </w:pPr>
+      <w:r>
+        <w:t xml:space="preserve">알렉세이: 8일이요. 10초 동안 계산을 했거든요. 대출, 두 분 급여, 10월까지 창고비. 그러다 코르닐로바의 결절이 떠올랐어요. 하지만 그 10초는 있었어요. 루스탐한테서 이걸 듣게 하고 싶지 않았어요.</w:t>
+      </w:r>
+    </w:p>
+    <w:p>
+      <w:pPr>
+        <w:pStyle w:val="BodyText"/>
+      </w:pPr>
+      <w:r>
+        <w:t xml:space="preserve">이리나: 저라도 계산했을 거예요. 계산은 죄가 아니에요. 서명이 죄예요.</w:t>
+      </w:r>
+    </w:p>
+    <w:p>
+      <w:pPr>
+        <w:pStyle w:val="BodyText"/>
+      </w:pPr>
+      <w:r>
+        <w:t xml:space="preserve">올가: 그런데 당신은 서명하지 않았고, 직접 다 털어놨어요. 그게 우리와 스타스의 차이예요.</w:t>
+      </w:r>
+    </w:p>
+    <w:p>
+      <w:pPr>
+        <w:pStyle w:val="BodyText"/>
+      </w:pPr>
+      <w:r>
+        <w:t xml:space="preserve">알렉세이: 그가 그러더군요. 배고픈 사람은 오래 자존심을 지키지 못한다고.</w:t>
+      </w:r>
+    </w:p>
+    <w:p>
+      <w:pPr>
+        <w:pStyle w:val="BodyText"/>
+      </w:pPr>
+      <w:r>
+        <w:t xml:space="preserve">이리나: 그럼 우린 배고프지 않으면 돼요. 다 계산했어요. 여기 종이요.</w:t>
+      </w:r>
+    </w:p>
+    <w:p>
+      <w:pPr>
+        <w:pStyle w:val="BodyText"/>
+      </w:pPr>
+      <w:r>
+        <w:t xml:space="preserve">알렉세이: 소리 내서 읽어 주세요, 우리 회사 협약처럼요.</w:t>
+      </w:r>
+    </w:p>
+    <w:p>
+      <w:pPr>
+        <w:pStyle w:val="BodyText"/>
+      </w:pPr>
+      <w:r>
+        <w:t xml:space="preserve">이리나: 회사 비용 38만 5천. 알리나 3만을 빼면 한 달에 35만 5천이 남아요. 올가 페트로브나의 대여금 20만, 제 대여금 15만, 합계 35만. 그리고 당신 대출은 카탸 쪽 돈으로 갚아요.</w:t>
+      </w:r>
+    </w:p>
+    <w:p>
+      <w:pPr>
+        <w:pStyle w:val="BodyText"/>
+      </w:pPr>
+      <w:r>
+        <w:t xml:space="preserve">알렉세이: 그래도 한 달에 5천이 모자라네요.</w:t>
+      </w:r>
+    </w:p>
+    <w:p>
+      <w:pPr>
+        <w:pStyle w:val="BodyText"/>
+      </w:pPr>
+      <w:r>
+        <w:t xml:space="preserve">올가: 5천이면 귤값이에요. 귤은 내가 직접 사요.</w:t>
+      </w:r>
+    </w:p>
+    <w:p>
+      <w:pPr>
+        <w:pStyle w:val="BodyText"/>
+      </w:pPr>
+      <w:r>
+        <w:t xml:space="preserve">이리나: 전부 설립자 대여금으로 처리할게요. 1월 3일 의사록, 세 사람 서명 다 받아서요.</w:t>
+      </w:r>
+    </w:p>
+    <w:p>
+      <w:pPr>
+        <w:pStyle w:val="BodyText"/>
+      </w:pPr>
+      <w:r>
+        <w:t xml:space="preserve">알렉세이: 새해에도 의사록이네요. 정말 못 말려요, 이리나.</w:t>
+      </w:r>
+    </w:p>
+    <w:p>
+      <w:pPr>
+        <w:pStyle w:val="BodyText"/>
+      </w:pPr>
+      <w:r>
+        <w:t xml:space="preserve">이리나: 새해라서 더더욱이죠. 벌써 12시 20분 전이에요. 종이와 펜은 탁자 위에 있어요.</w:t>
+      </w:r>
+    </w:p>
+    <w:p>
+      <w:pPr>
+        <w:pStyle w:val="BodyText"/>
+      </w:pPr>
+      <w:r>
+        <w:t xml:space="preserve">올가: 러시아 전통이에요. 소원을 쓰고, 태우고, 재를 샴페인에 넣고, 시계 종이 울리는 동안 마셔요.</w:t>
+      </w:r>
+    </w:p>
+    <w:p>
+      <w:pPr>
+        <w:pStyle w:val="BodyText"/>
+      </w:pPr>
+      <w:r>
+        <w:t xml:space="preserve">알렉세이: 올가 페트로브나, 등록 담당이시잖아요. 정말 소원을 믿으세요?</w:t>
+      </w:r>
+    </w:p>
+    <w:p>
+      <w:pPr>
+        <w:pStyle w:val="BodyText"/>
+      </w:pPr>
+      <w:r>
+        <w:t xml:space="preserve">올가: 소원은 안 믿고 기한은 믿어요. 그래서 소원이 아니라 날짜를 써요.</w:t>
+      </w:r>
+    </w:p>
+    <w:p>
+      <w:pPr>
+        <w:pStyle w:val="BodyText"/>
+      </w:pPr>
+      <w:r>
+        <w:t xml:space="preserve">이리나: 전 플러스 부호가 붙은 숫자를 써요. 뭐든, 1루블이라도요.</w:t>
+      </w:r>
+    </w:p>
+    <w:p>
+      <w:pPr>
+        <w:pStyle w:val="BodyText"/>
+      </w:pPr>
+      <w:r>
+        <w:t xml:space="preserve">알렉세이: 전 한 단어를 써요. 「등록증」. 열둘, 열하나… 불붙여요!</w:t>
+      </w:r>
+    </w:p>
+    <w:p>
+      <w:pPr>
+        <w:pStyle w:val="BodyText"/>
+      </w:pPr>
+      <w:r>
+        <w:t xml:space="preserve">올가: 새해 복 많이 받아요, 파트너들! 재와 같이 마셔요. 몸에 좋아요. 20년 동안 검증된 거예요.</w:t>
       </w:r>
     </w:p>
     <w:bookmarkEnd w:id="36"/>
@@ -4037,119 +4037,119 @@
         <w:pStyle w:val="FirstParagraph"/>
       </w:pPr>
       <w:r>
-        <w:t xml:space="preserve">도윤: 료샤, 새해 복 많이 받아! 자? 내가 너무 일렀나?</w:t>
-      </w:r>
-    </w:p>
-    <w:p>
-      <w:pPr>
-        <w:pStyle w:val="BodyText"/>
-      </w:pPr>
-      <w:r>
-        <w:t xml:space="preserve">알렉세이: 벌써 정오야, 도윤. 새해 복 많이 받아. 너희는 신정이 큰 명절이 아니지?</w:t>
-      </w:r>
-    </w:p>
-    <w:p>
-      <w:pPr>
-        <w:pStyle w:val="BodyText"/>
-      </w:pPr>
-      <w:r>
-        <w:t xml:space="preserve">도윤: 큰 건 설날, 2월에. 그래도 1월 1일에 대표님도 전화하셔. 금고 얘길 물으셨어.</w:t>
-      </w:r>
-    </w:p>
-    <w:p>
-      <w:pPr>
-        <w:pStyle w:val="BodyText"/>
-      </w:pPr>
-      <w:r>
-        <w:t xml:space="preserve">알렉세이: 금고는 비었어. 그런데 사람으로 가득 찼어. 그렇게 통역해 드려.</w:t>
-      </w:r>
-    </w:p>
-    <w:p>
-      <w:pPr>
-        <w:pStyle w:val="BodyText"/>
-      </w:pPr>
-      <w:r>
-        <w:t xml:space="preserve">도윤: 그럴게. 좋아하실 거야. 이제 소식. 나쁜 거. 스타스가 우리한테 연락했어.</w:t>
-      </w:r>
-    </w:p>
-    <w:p>
-      <w:pPr>
-        <w:pStyle w:val="BodyText"/>
-      </w:pPr>
-      <w:r>
-        <w:t xml:space="preserve">알렉세이: 스타스? 그 스타스? 나한테 창고 통째로 2천만 준다던?</w:t>
-      </w:r>
-    </w:p>
-    <w:p>
-      <w:pPr>
-        <w:pStyle w:val="BodyText"/>
-      </w:pPr>
-      <w:r>
-        <w:t xml:space="preserve">도윤: 짐작했어. 넌 안 팔았구나. 그래서 그가 다른 쪽으로 왔어. 카자흐스탄 회사를 통해서. 공장에서 직접 주사기 1만 개를 사려고 했어. 서류는 깨끗해, 카자흐스탄용. 그런데 확인해 보니: 배송 주소가 모스크바야.</w:t>
-      </w:r>
-    </w:p>
-    <w:p>
-      <w:pPr>
-        <w:pStyle w:val="BodyText"/>
-      </w:pPr>
-      <w:r>
-        <w:t xml:space="preserve">알렉세이: 대표님은 뭐라셨어?</w:t>
-      </w:r>
-    </w:p>
-    <w:p>
-      <w:pPr>
-        <w:pStyle w:val="BodyText"/>
-      </w:pPr>
-      <w:r>
-        <w:t xml:space="preserve">도윤: 「안 됩니다.」 그리고 규칙을 만드셨어: 이웃 나라의 신규 구매자는 전부 주소 확인.</w:t>
-      </w:r>
-    </w:p>
-    <w:p>
-      <w:pPr>
-        <w:pStyle w:val="BodyText"/>
-      </w:pPr>
-      <w:r>
-        <w:t xml:space="preserve">알렉세이: 고마워, 도윤. 그러니까 스타스는 멈추지 않겠네.</w:t>
-      </w:r>
-    </w:p>
-    <w:p>
-      <w:pPr>
-        <w:pStyle w:val="BodyText"/>
-      </w:pPr>
-      <w:r>
-        <w:t xml:space="preserve">도윤: 그런 사람들은 안 멈춰. 기다리지. 1년, 2년. 네가 팔기 시작하면 그는 옆에 있을 거야. 우리 이름을 달고, 우리 번호는 없이. 준비해, 료샤. 진심이야.</w:t>
-      </w:r>
-    </w:p>
-    <w:p>
-      <w:pPr>
-        <w:pStyle w:val="BodyText"/>
-      </w:pPr>
-      <w:r>
-        <w:t xml:space="preserve">알렉세이: 할게. 넌 새해 소원 뭐 빌었어?</w:t>
-      </w:r>
-    </w:p>
-    <w:p>
-      <w:pPr>
-        <w:pStyle w:val="BodyText"/>
-      </w:pPr>
-      <w:r>
-        <w:t xml:space="preserve">도윤: 1년 뒤에 유럽이 아니라 모스크바에 있게 해 달라고. 넌?</w:t>
-      </w:r>
-    </w:p>
-    <w:p>
-      <w:pPr>
-        <w:pStyle w:val="BodyText"/>
-      </w:pPr>
-      <w:r>
-        <w:t xml:space="preserve">알렉세이: 한 단어. 태워서 마셨어. 올가 페트로브나 말로는 그게 더 빠르대.</w:t>
-      </w:r>
-    </w:p>
-    <w:p>
-      <w:pPr>
-        <w:pStyle w:val="BodyText"/>
-      </w:pPr>
-      <w:r>
-        <w:t xml:space="preserve">도윤: 「등록증」? 그럴 줄 알았어. 그럼 우리 소원은 둘이 하나네. 우리 말 놓은 사이잖아. 새해 복 많이 받아, 료샤.</w:t>
+        <w:t xml:space="preserve">도윤: 료샤, 새해 복 많이 받아! 아직 자? 내가 너무 일찍 전화했나?</w:t>
+      </w:r>
+    </w:p>
+    <w:p>
+      <w:pPr>
+        <w:pStyle w:val="BodyText"/>
+      </w:pPr>
+      <w:r>
+        <w:t xml:space="preserve">알렉세이: 벌써 정오야, 도윤. 새해 복 많이 받아! 너희는 이 새해가 제일 중요한 건 아니지?</w:t>
+      </w:r>
+    </w:p>
+    <w:p>
+      <w:pPr>
+        <w:pStyle w:val="BodyText"/>
+      </w:pPr>
+      <w:r>
+        <w:t xml:space="preserve">도윤: 우리한텐 2월 설날이 제일 중요해. 그래도 1월 1일엔 대표님도 전화하시는데, 금고 얘기를 물으셨어.</w:t>
+      </w:r>
+    </w:p>
+    <w:p>
+      <w:pPr>
+        <w:pStyle w:val="BodyText"/>
+      </w:pPr>
+      <w:r>
+        <w:t xml:space="preserve">알렉세이: 금고는 비었지만 사람으로 꽉 차 있어. 꼭 그렇게 통역해 줘.</w:t>
+      </w:r>
+    </w:p>
+    <w:p>
+      <w:pPr>
+        <w:pStyle w:val="BodyText"/>
+      </w:pPr>
+      <w:r>
+        <w:t xml:space="preserve">도윤: 그렇게 할게, 좋아하실 거야. 이제 소식인데, 안타깝게도 나쁜 거야. 스타스가 우리한테 연락했어.</w:t>
+      </w:r>
+    </w:p>
+    <w:p>
+      <w:pPr>
+        <w:pStyle w:val="BodyText"/>
+      </w:pPr>
+      <w:r>
+        <w:t xml:space="preserve">알렉세이: 스타스? 그 스타스? 나한테 창고값으로 2천만을 제안했어.</w:t>
+      </w:r>
+    </w:p>
+    <w:p>
+      <w:pPr>
+        <w:pStyle w:val="BodyText"/>
+      </w:pPr>
+      <w:r>
+        <w:t xml:space="preserve">도윤: 짐작했어. 네가 안 팔았으니까 카자흐스탄 회사를 통해 다른 쪽으로 우리한테 온 거야. 공장에서 직접 주사기 1만 개를 사려고 했어. 서류는 카자흐스탄용으로 깨끗했지. 그런데 확인해 보니 배송 주소가 모스크바였어.</w:t>
+      </w:r>
+    </w:p>
+    <w:p>
+      <w:pPr>
+        <w:pStyle w:val="BodyText"/>
+      </w:pPr>
+      <w:r>
+        <w:t xml:space="preserve">알렉세이: 대표님은 뭐라고 하셨어? 많이 화나셨어?</w:t>
+      </w:r>
+    </w:p>
+    <w:p>
+      <w:pPr>
+        <w:pStyle w:val="BodyText"/>
+      </w:pPr>
+      <w:r>
+        <w:t xml:space="preserve">도윤: 「안 된다」고 하시고 새 규칙을 쓰셨어. 인접국의 신규 구매자는 무조건 주소 확인.</w:t>
+      </w:r>
+    </w:p>
+    <w:p>
+      <w:pPr>
+        <w:pStyle w:val="BodyText"/>
+      </w:pPr>
+      <w:r>
+        <w:t xml:space="preserve">알렉세이: 고마워, 도윤. 그러니까 스타스는 그렇게 쉽게 안 멈추겠네.</w:t>
+      </w:r>
+    </w:p>
+    <w:p>
+      <w:pPr>
+        <w:pStyle w:val="BodyText"/>
+      </w:pPr>
+      <w:r>
+        <w:t xml:space="preserve">도윤: 그런 사람들은 안 멈춰. 기다리지. 1년, 2년. 네가 팔기 시작하면 바로 옆에 있을 거야. 우리 이름을 달고, 하지만 우리 번호는 없이. 대비해, 료샤. 나 완전히 진지하게 말하는 거야.</w:t>
+      </w:r>
+    </w:p>
+    <w:p>
+      <w:pPr>
+        <w:pStyle w:val="BodyText"/>
+      </w:pPr>
+      <w:r>
+        <w:t xml:space="preserve">알렉세이: 대비할게. 넌 새해 소원으로 뭘 빌었어?</w:t>
+      </w:r>
+    </w:p>
+    <w:p>
+      <w:pPr>
+        <w:pStyle w:val="BodyText"/>
+      </w:pPr>
+      <w:r>
+        <w:t xml:space="preserve">도윤: 1년 뒤에 유럽이 아니라 모스크바에 있게 해 달라고. 넌 뭘 빌었어?</w:t>
+      </w:r>
+    </w:p>
+    <w:p>
+      <w:pPr>
+        <w:pStyle w:val="BodyText"/>
+      </w:pPr>
+      <w:r>
+        <w:t xml:space="preserve">알렉세이: 한 단어. 태워서 마셨어. 올가 페트로브나가 그래야 더 빨리 이뤄진대.</w:t>
+      </w:r>
+    </w:p>
+    <w:p>
+      <w:pPr>
+        <w:pStyle w:val="BodyText"/>
+      </w:pPr>
+      <w:r>
+        <w:t xml:space="preserve">도윤: 「등록증」? 그럴 줄 알았어. 그럼 우리 둘의 소원이 하나네. 우리 말 놓은 사이잖아. 새해 복 많이 받아, 료샤.</w:t>
       </w:r>
     </w:p>
     <w:bookmarkEnd w:id="37"/>
